--- a/tillsyn/A 50654-2025 tillsynsbegäran.docx
+++ b/tillsyn/A 50654-2025 tillsynsbegäran.docx
@@ -249,7 +249,7 @@
     <w:r>
       <w:tab/>
       <w:tab/>
-      <w:t>2025-11-20</w:t>
+      <w:t>2025-11-21</w:t>
       <w:br/>
       <w:br/>
     </w:r>

--- a/tillsyn/A 50654-2025 tillsynsbegäran.docx
+++ b/tillsyn/A 50654-2025 tillsynsbegäran.docx
@@ -249,7 +249,7 @@
     <w:r>
       <w:tab/>
       <w:tab/>
-      <w:t>2025-11-21</w:t>
+      <w:t>2025-11-22</w:t>
       <w:br/>
       <w:br/>
     </w:r>

--- a/tillsyn/A 50654-2025 tillsynsbegäran.docx
+++ b/tillsyn/A 50654-2025 tillsynsbegäran.docx
@@ -249,7 +249,7 @@
     <w:r>
       <w:tab/>
       <w:tab/>
-      <w:t>2025-11-22</w:t>
+      <w:t>2025-11-23</w:t>
       <w:br/>
       <w:br/>
     </w:r>

--- a/tillsyn/A 50654-2025 tillsynsbegäran.docx
+++ b/tillsyn/A 50654-2025 tillsynsbegäran.docx
@@ -22,7 +22,7 @@
     </w:p>
     <w:p>
       <w:r>
-        <w:t>Nedan beskrivs fynd av naturvårdsarter som gjorts i det avverkningsanmälda området.</w:t>
+        <w:t>Nedan beskrivs fynd av naturvårdsarter som gjorts i det avverkningsanmälda området. I BILAGA 1 finns artfakta om rödlistade arter.</w:t>
       </w:r>
     </w:p>
     <w:p>
@@ -35,7 +35,7 @@
     </w:p>
     <w:p>
       <w:r>
-        <w:t>I avverkningsanmälan har följande 2 naturvårdsarter hittats: garnlav (NT) och skrovellav (NT). Av dessa är 2 rödlistade. För rödlistade arter har rödlistekategorin angivits inom parentes.</w:t>
+        <w:t>I avverkningsanmälan har följande 3 naturvårdsarter hittats: garnlav (NT), lunglav (NT) och skrovellav (NT). Av dessa är 3 rödlistade. För rödlistade arter har rödlistekategorin angivits inom parentes.</w:t>
       </w:r>
     </w:p>
     <w:p>
@@ -106,6 +106,35 @@
         <w:rPr>
           <w:b/>
         </w:rPr>
+        <w:t>Lunglav (NT)</w:t>
+      </w:r>
+      <w:r>
+        <w:t xml:space="preserve"> är en av vårt lands främsta signalarter som överallt indikerar gamla lövträd, skogsbestånd med höga naturvärden och ekosystem med lång skoglig kontinuitet. Lokalt kan förekomsten vara mycket riklig men den hittas nästan enbart i gamla och ej slutavverkade skogar. Artens samtliga förekomster bör uppmärksammas från naturvårdssynpunkt, då många lokaler även hyser andra ovanliga och rödlistade arter. Rikliga förekomster bör skyddas med biotopskydd, frivilliga avsättningar eller reservat. Det finns ett antal sällsynta lavparasiter som växer på lunglav: lunglavsknapp (VU), skrovelmössing (DD), lunglavshårprick (DD), </w:t>
+      </w:r>
+      <w:r>
+        <w:rPr>
+          <w:i/>
+        </w:rPr>
+        <w:t>Calycina alstrupii</w:t>
+      </w:r>
+      <w:r>
+        <w:t xml:space="preserve"> (NA) och </w:t>
+      </w:r>
+      <w:r>
+        <w:rPr>
+          <w:i/>
+        </w:rPr>
+        <w:t>Chalara lobariae</w:t>
+      </w:r>
+      <w:r>
+        <w:t xml:space="preserve"> (NA) (SLU Artdatabanken, 2025; SLU Artdatabanken, 2024; Nitare &amp; Skogsstyrelsen, 2019).</w:t>
+      </w:r>
+    </w:p>
+    <w:p>
+      <w:r>
+        <w:rPr>
+          <w:b/>
+        </w:rPr>
         <w:t>Skrovellav (NT)</w:t>
       </w:r>
       <w:r>
@@ -119,6 +148,132 @@
       </w:r>
       <w:r>
         <w:t xml:space="preserve"> (EN) (SLU Artdatabanken, 2024; Nitare &amp; Skogsstyrelsen, 2019).</w:t>
+      </w:r>
+    </w:p>
+    <w:p>
+      <w:r>
+        <w:br w:type="page"/>
+      </w:r>
+    </w:p>
+    <w:p>
+      <w:pPr>
+        <w:pStyle w:val="Title"/>
+      </w:pPr>
+      <w:r>
+        <w:t>BILAGA 1 – Rödlistade arter</w:t>
+      </w:r>
+    </w:p>
+    <w:p>
+      <w:pPr>
+        <w:pStyle w:val="Heading1"/>
+      </w:pPr>
+      <w:r>
+        <w:t>Lunglav – ekologi samt krav på livsmiljön</w:t>
+      </w:r>
+    </w:p>
+    <w:p>
+      <w:r>
+        <w:t>Lunglav (NT) är en av vårt lands främsta signalarter som överallt indikerar gamla lövträd, skogsbestånd med höga naturvärden och ekosystem med lång skoglig kontinuitet. Lokalt kan förekomsten vara mycket riklig men den hittas nästan enbart i gamla och ej slutavverkade skogar. Artens samtliga förekomster bör uppmärksammas från naturvårdssynpunkt, då många lokaler även hyser andra ovanliga och rödlistade arter. Rikliga förekomster bör skyddas med biotopskydd, frivilliga avsättningar eller reservat (SLU Artdatabanken, 2024; Nitare &amp; Skogsstyrelsen, 2019).</w:t>
+      </w:r>
+    </w:p>
+    <w:p>
+      <w:r>
+        <w:t xml:space="preserve">På lunglav kan man sällsynt finna små svarta skivlika bildningar som liknar apothecier men som är en parasitisk svamp, Lunglavsknapp </w:t>
+      </w:r>
+      <w:r>
+        <w:rPr>
+          <w:i/>
+        </w:rPr>
+        <w:t>Plectocarpon lichenum</w:t>
+      </w:r>
+      <w:r>
+        <w:t xml:space="preserve"> (VU). Det finns ytterligare ett antal parasiter vilka bara förekommer på lunglav: Skrovelmössing </w:t>
+      </w:r>
+      <w:r>
+        <w:rPr>
+          <w:i/>
+        </w:rPr>
+        <w:t>Dactylospora lobariella</w:t>
+      </w:r>
+      <w:r>
+        <w:t xml:space="preserve"> (rödlistad som Kunskapsbrist DD) och Lunglavshårprick </w:t>
+      </w:r>
+      <w:r>
+        <w:rPr>
+          <w:i/>
+        </w:rPr>
+        <w:t>Niesslia lobariae</w:t>
+      </w:r>
+      <w:r>
+        <w:t xml:space="preserve"> (rödlistad som Kunskapsbrist DD). Skrovelmössing (DD) har små svarta apothecier och bruna, 1-septerade sporer och Lunglavshårprick (DD) har brunhåriga perithecier och färglösa, 1-septerade sporer. Nyligen har ytterligare två lavparasiter påträffats i Sverige som växer på lunglav: </w:t>
+      </w:r>
+      <w:r>
+        <w:rPr>
+          <w:i/>
+        </w:rPr>
+        <w:t>Calycina alstrupii</w:t>
+      </w:r>
+      <w:r>
+        <w:t xml:space="preserve"> (NA) och </w:t>
+      </w:r>
+      <w:r>
+        <w:rPr>
+          <w:i/>
+        </w:rPr>
+        <w:t>Chalara lobariae</w:t>
+      </w:r>
+      <w:r>
+        <w:t xml:space="preserve"> (NA) (SLU Artdatabanken, 2025; SLU Artdatabanken, 2024; Nitare &amp; Skogsstyrelsen, 2019).</w:t>
+      </w:r>
+    </w:p>
+    <w:p>
+      <w:pPr>
+        <w:pStyle w:val="Heading2"/>
+      </w:pPr>
+      <w:r>
+        <w:t>Referenser – lunglav</w:t>
+      </w:r>
+    </w:p>
+    <w:p>
+      <w:r>
+        <w:t xml:space="preserve">Nitare, J. och Skogsstyrelsen, 2019. </w:t>
+      </w:r>
+      <w:r>
+        <w:rPr>
+          <w:i/>
+        </w:rPr>
+        <w:t xml:space="preserve">Skyddsvärd skog – Naturvårdsarter och andra kriterier för naturvärdesbedömning. </w:t>
+      </w:r>
+      <w:r>
+        <w:t>Skogsstyrelsen.</w:t>
+      </w:r>
+    </w:p>
+    <w:p>
+      <w:r>
+        <w:t xml:space="preserve">SLU Artdatabanken, 2024. </w:t>
+      </w:r>
+      <w:r>
+        <w:rPr>
+          <w:i/>
+        </w:rPr>
+        <w:t xml:space="preserve">Artfaktablad. Naturvård – artfakta. </w:t>
+      </w:r>
+      <w:r>
+        <w:t>SLU Artdatabanken, Uppsala.</w:t>
+      </w:r>
+    </w:p>
+    <w:p>
+      <w:r>
+        <w:t xml:space="preserve">SLU Artdatabanken, 2025. </w:t>
+      </w:r>
+      <w:r>
+        <w:rPr>
+          <w:i/>
+        </w:rPr>
+        <w:t xml:space="preserve">Över 20 nya lavparasiter för Sverige. </w:t>
+      </w:r>
+      <w:r>
+        <w:t>https://www.slu.se/artdatabanken/arter-och-natur/artiklar/over-20-nya-lavparasiter-for-sverige/</w:t>
       </w:r>
     </w:p>
     <w:sectPr>
@@ -249,7 +404,7 @@
     <w:r>
       <w:tab/>
       <w:tab/>
-      <w:t>2025-11-23</w:t>
+      <w:t>2025-11-24</w:t>
       <w:br/>
       <w:br/>
     </w:r>

--- a/tillsyn/A 50654-2025 tillsynsbegäran.docx
+++ b/tillsyn/A 50654-2025 tillsynsbegäran.docx
@@ -404,7 +404,7 @@
     <w:r>
       <w:tab/>
       <w:tab/>
-      <w:t>2025-11-24</w:t>
+      <w:t>2025-11-25</w:t>
       <w:br/>
       <w:br/>
     </w:r>

--- a/tillsyn/A 50654-2025 tillsynsbegäran.docx
+++ b/tillsyn/A 50654-2025 tillsynsbegäran.docx
@@ -404,7 +404,7 @@
     <w:r>
       <w:tab/>
       <w:tab/>
-      <w:t>2025-11-25</w:t>
+      <w:t>2025-11-26</w:t>
       <w:br/>
       <w:br/>
     </w:r>

--- a/tillsyn/A 50654-2025 tillsynsbegäran.docx
+++ b/tillsyn/A 50654-2025 tillsynsbegäran.docx
@@ -404,7 +404,7 @@
     <w:r>
       <w:tab/>
       <w:tab/>
-      <w:t>2025-11-26</w:t>
+      <w:t>2025-11-27</w:t>
       <w:br/>
       <w:br/>
     </w:r>

--- a/tillsyn/A 50654-2025 tillsynsbegäran.docx
+++ b/tillsyn/A 50654-2025 tillsynsbegäran.docx
@@ -404,7 +404,7 @@
     <w:r>
       <w:tab/>
       <w:tab/>
-      <w:t>2025-11-27</w:t>
+      <w:t>2025-11-28</w:t>
       <w:br/>
       <w:br/>
     </w:r>

--- a/tillsyn/A 50654-2025 tillsynsbegäran.docx
+++ b/tillsyn/A 50654-2025 tillsynsbegäran.docx
@@ -404,7 +404,7 @@
     <w:r>
       <w:tab/>
       <w:tab/>
-      <w:t>2025-11-28</w:t>
+      <w:t>2025-11-29</w:t>
       <w:br/>
       <w:br/>
     </w:r>

--- a/tillsyn/A 50654-2025 tillsynsbegäran.docx
+++ b/tillsyn/A 50654-2025 tillsynsbegäran.docx
@@ -404,7 +404,7 @@
     <w:r>
       <w:tab/>
       <w:tab/>
-      <w:t>2025-11-29</w:t>
+      <w:t>2025-11-30</w:t>
       <w:br/>
       <w:br/>
     </w:r>

--- a/tillsyn/A 50654-2025 tillsynsbegäran.docx
+++ b/tillsyn/A 50654-2025 tillsynsbegäran.docx
@@ -404,7 +404,7 @@
     <w:r>
       <w:tab/>
       <w:tab/>
-      <w:t>2025-11-30</w:t>
+      <w:t>2025-12-01</w:t>
       <w:br/>
       <w:br/>
     </w:r>

--- a/tillsyn/A 50654-2025 tillsynsbegäran.docx
+++ b/tillsyn/A 50654-2025 tillsynsbegäran.docx
@@ -404,7 +404,7 @@
     <w:r>
       <w:tab/>
       <w:tab/>
-      <w:t>2025-12-01</w:t>
+      <w:t>2025-12-02</w:t>
       <w:br/>
       <w:br/>
     </w:r>

--- a/tillsyn/A 50654-2025 tillsynsbegäran.docx
+++ b/tillsyn/A 50654-2025 tillsynsbegäran.docx
@@ -404,7 +404,7 @@
     <w:r>
       <w:tab/>
       <w:tab/>
-      <w:t>2025-12-02</w:t>
+      <w:t>2025-12-03</w:t>
       <w:br/>
       <w:br/>
     </w:r>

--- a/tillsyn/A 50654-2025 tillsynsbegäran.docx
+++ b/tillsyn/A 50654-2025 tillsynsbegäran.docx
@@ -404,7 +404,7 @@
     <w:r>
       <w:tab/>
       <w:tab/>
-      <w:t>2025-12-03</w:t>
+      <w:t>2025-12-04</w:t>
       <w:br/>
       <w:br/>
     </w:r>

--- a/tillsyn/A 50654-2025 tillsynsbegäran.docx
+++ b/tillsyn/A 50654-2025 tillsynsbegäran.docx
@@ -404,7 +404,7 @@
     <w:r>
       <w:tab/>
       <w:tab/>
-      <w:t>2025-12-04</w:t>
+      <w:t>2025-12-05</w:t>
       <w:br/>
       <w:br/>
     </w:r>

--- a/tillsyn/A 50654-2025 tillsynsbegäran.docx
+++ b/tillsyn/A 50654-2025 tillsynsbegäran.docx
@@ -404,7 +404,7 @@
     <w:r>
       <w:tab/>
       <w:tab/>
-      <w:t>2025-12-05</w:t>
+      <w:t>2025-12-06</w:t>
       <w:br/>
       <w:br/>
     </w:r>

--- a/tillsyn/A 50654-2025 tillsynsbegäran.docx
+++ b/tillsyn/A 50654-2025 tillsynsbegäran.docx
@@ -404,7 +404,7 @@
     <w:r>
       <w:tab/>
       <w:tab/>
-      <w:t>2025-12-06</w:t>
+      <w:t>2025-12-07</w:t>
       <w:br/>
       <w:br/>
     </w:r>

--- a/tillsyn/A 50654-2025 tillsynsbegäran.docx
+++ b/tillsyn/A 50654-2025 tillsynsbegäran.docx
@@ -404,7 +404,7 @@
     <w:r>
       <w:tab/>
       <w:tab/>
-      <w:t>2025-12-07</w:t>
+      <w:t>2025-12-08</w:t>
       <w:br/>
       <w:br/>
     </w:r>

--- a/tillsyn/A 50654-2025 tillsynsbegäran.docx
+++ b/tillsyn/A 50654-2025 tillsynsbegäran.docx
@@ -404,7 +404,7 @@
     <w:r>
       <w:tab/>
       <w:tab/>
-      <w:t>2025-12-08</w:t>
+      <w:t>2025-12-09</w:t>
       <w:br/>
       <w:br/>
     </w:r>

--- a/tillsyn/A 50654-2025 tillsynsbegäran.docx
+++ b/tillsyn/A 50654-2025 tillsynsbegäran.docx
@@ -404,7 +404,7 @@
     <w:r>
       <w:tab/>
       <w:tab/>
-      <w:t>2025-12-09</w:t>
+      <w:t>2025-12-10</w:t>
       <w:br/>
       <w:br/>
     </w:r>

--- a/tillsyn/A 50654-2025 tillsynsbegäran.docx
+++ b/tillsyn/A 50654-2025 tillsynsbegäran.docx
@@ -404,7 +404,7 @@
     <w:r>
       <w:tab/>
       <w:tab/>
-      <w:t>2025-12-10</w:t>
+      <w:t>2025-12-11</w:t>
       <w:br/>
       <w:br/>
     </w:r>

--- a/tillsyn/A 50654-2025 tillsynsbegäran.docx
+++ b/tillsyn/A 50654-2025 tillsynsbegäran.docx
@@ -404,7 +404,7 @@
     <w:r>
       <w:tab/>
       <w:tab/>
-      <w:t>2025-12-11</w:t>
+      <w:t>2025-12-12</w:t>
       <w:br/>
       <w:br/>
     </w:r>

--- a/tillsyn/A 50654-2025 tillsynsbegäran.docx
+++ b/tillsyn/A 50654-2025 tillsynsbegäran.docx
@@ -404,7 +404,7 @@
     <w:r>
       <w:tab/>
       <w:tab/>
-      <w:t>2025-12-12</w:t>
+      <w:t>2025-12-13</w:t>
       <w:br/>
       <w:br/>
     </w:r>

--- a/tillsyn/A 50654-2025 tillsynsbegäran.docx
+++ b/tillsyn/A 50654-2025 tillsynsbegäran.docx
@@ -404,7 +404,7 @@
     <w:r>
       <w:tab/>
       <w:tab/>
-      <w:t>2025-12-19</w:t>
+      <w:t>2025-12-20</w:t>
       <w:br/>
       <w:br/>
     </w:r>

--- a/tillsyn/A 50654-2025 tillsynsbegäran.docx
+++ b/tillsyn/A 50654-2025 tillsynsbegäran.docx
@@ -404,7 +404,7 @@
     <w:r>
       <w:tab/>
       <w:tab/>
-      <w:t>2025-12-20</w:t>
+      <w:t>2025-12-21</w:t>
       <w:br/>
       <w:br/>
     </w:r>

--- a/tillsyn/A 50654-2025 tillsynsbegäran.docx
+++ b/tillsyn/A 50654-2025 tillsynsbegäran.docx
@@ -404,7 +404,7 @@
     <w:r>
       <w:tab/>
       <w:tab/>
-      <w:t>2025-12-21</w:t>
+      <w:t>2025-12-22</w:t>
       <w:br/>
       <w:br/>
     </w:r>

--- a/tillsyn/A 50654-2025 tillsynsbegäran.docx
+++ b/tillsyn/A 50654-2025 tillsynsbegäran.docx
@@ -404,7 +404,7 @@
     <w:r>
       <w:tab/>
       <w:tab/>
-      <w:t>2025-12-22</w:t>
+      <w:t>2025-12-26</w:t>
       <w:br/>
       <w:br/>
     </w:r>

--- a/tillsyn/A 50654-2025 tillsynsbegäran.docx
+++ b/tillsyn/A 50654-2025 tillsynsbegäran.docx
@@ -404,7 +404,7 @@
     <w:r>
       <w:tab/>
       <w:tab/>
-      <w:t>2026-01-03</w:t>
+      <w:t>2026-01-04</w:t>
       <w:br/>
       <w:br/>
     </w:r>

--- a/tillsyn/A 50654-2025 tillsynsbegäran.docx
+++ b/tillsyn/A 50654-2025 tillsynsbegäran.docx
@@ -404,7 +404,7 @@
     <w:r>
       <w:tab/>
       <w:tab/>
-      <w:t>2026-01-07</w:t>
+      <w:t>2026-01-08</w:t>
       <w:br/>
       <w:br/>
     </w:r>

--- a/tillsyn/A 50654-2025 tillsynsbegäran.docx
+++ b/tillsyn/A 50654-2025 tillsynsbegäran.docx
@@ -404,7 +404,7 @@
     <w:r>
       <w:tab/>
       <w:tab/>
-      <w:t>2026-01-08</w:t>
+      <w:t>2026-01-09</w:t>
       <w:br/>
       <w:br/>
     </w:r>

--- a/tillsyn/A 50654-2025 tillsynsbegäran.docx
+++ b/tillsyn/A 50654-2025 tillsynsbegäran.docx
@@ -404,7 +404,7 @@
     <w:r>
       <w:tab/>
       <w:tab/>
-      <w:t>2026-01-09</w:t>
+      <w:t>2026-01-10</w:t>
       <w:br/>
       <w:br/>
     </w:r>

--- a/tillsyn/A 50654-2025 tillsynsbegäran.docx
+++ b/tillsyn/A 50654-2025 tillsynsbegäran.docx
@@ -404,7 +404,7 @@
     <w:r>
       <w:tab/>
       <w:tab/>
-      <w:t>2026-01-10</w:t>
+      <w:t>2026-01-11</w:t>
       <w:br/>
       <w:br/>
     </w:r>

--- a/tillsyn/A 50654-2025 tillsynsbegäran.docx
+++ b/tillsyn/A 50654-2025 tillsynsbegäran.docx
@@ -404,7 +404,7 @@
     <w:r>
       <w:tab/>
       <w:tab/>
-      <w:t>2026-01-11</w:t>
+      <w:t>2026-01-12</w:t>
       <w:br/>
       <w:br/>
     </w:r>

--- a/tillsyn/A 50654-2025 tillsynsbegäran.docx
+++ b/tillsyn/A 50654-2025 tillsynsbegäran.docx
@@ -404,7 +404,7 @@
     <w:r>
       <w:tab/>
       <w:tab/>
-      <w:t>2026-01-12</w:t>
+      <w:t>2026-01-13</w:t>
       <w:br/>
       <w:br/>
     </w:r>

--- a/tillsyn/A 50654-2025 tillsynsbegäran.docx
+++ b/tillsyn/A 50654-2025 tillsynsbegäran.docx
@@ -404,7 +404,7 @@
     <w:r>
       <w:tab/>
       <w:tab/>
-      <w:t>2026-01-13</w:t>
+      <w:t>2026-01-14</w:t>
       <w:br/>
       <w:br/>
     </w:r>

--- a/tillsyn/A 50654-2025 tillsynsbegäran.docx
+++ b/tillsyn/A 50654-2025 tillsynsbegäran.docx
@@ -404,7 +404,7 @@
     <w:r>
       <w:tab/>
       <w:tab/>
-      <w:t>2026-01-14</w:t>
+      <w:t>2026-01-15</w:t>
       <w:br/>
       <w:br/>
     </w:r>

--- a/tillsyn/A 50654-2025 tillsynsbegäran.docx
+++ b/tillsyn/A 50654-2025 tillsynsbegäran.docx
@@ -404,7 +404,7 @@
     <w:r>
       <w:tab/>
       <w:tab/>
-      <w:t>2026-01-15</w:t>
+      <w:t>2026-01-16</w:t>
       <w:br/>
       <w:br/>
     </w:r>

--- a/tillsyn/A 50654-2025 tillsynsbegäran.docx
+++ b/tillsyn/A 50654-2025 tillsynsbegäran.docx
@@ -404,7 +404,7 @@
     <w:r>
       <w:tab/>
       <w:tab/>
-      <w:t>2026-01-16</w:t>
+      <w:t>2026-01-17</w:t>
       <w:br/>
       <w:br/>
     </w:r>

--- a/tillsyn/A 50654-2025 tillsynsbegäran.docx
+++ b/tillsyn/A 50654-2025 tillsynsbegäran.docx
@@ -404,7 +404,7 @@
     <w:r>
       <w:tab/>
       <w:tab/>
-      <w:t>2026-01-17</w:t>
+      <w:t>2026-01-18</w:t>
       <w:br/>
       <w:br/>
     </w:r>

--- a/tillsyn/A 50654-2025 tillsynsbegäran.docx
+++ b/tillsyn/A 50654-2025 tillsynsbegäran.docx
@@ -404,7 +404,7 @@
     <w:r>
       <w:tab/>
       <w:tab/>
-      <w:t>2026-01-18</w:t>
+      <w:t>2026-01-19</w:t>
       <w:br/>
       <w:br/>
     </w:r>

--- a/tillsyn/A 50654-2025 tillsynsbegäran.docx
+++ b/tillsyn/A 50654-2025 tillsynsbegäran.docx
@@ -404,7 +404,7 @@
     <w:r>
       <w:tab/>
       <w:tab/>
-      <w:t>2026-01-19</w:t>
+      <w:t>2026-01-20</w:t>
       <w:br/>
       <w:br/>
     </w:r>

--- a/tillsyn/A 50654-2025 tillsynsbegäran.docx
+++ b/tillsyn/A 50654-2025 tillsynsbegäran.docx
@@ -404,7 +404,7 @@
     <w:r>
       <w:tab/>
       <w:tab/>
-      <w:t>2026-01-20</w:t>
+      <w:t>2026-01-21</w:t>
       <w:br/>
       <w:br/>
     </w:r>

--- a/tillsyn/A 50654-2025 tillsynsbegäran.docx
+++ b/tillsyn/A 50654-2025 tillsynsbegäran.docx
@@ -404,7 +404,7 @@
     <w:r>
       <w:tab/>
       <w:tab/>
-      <w:t>2026-01-21</w:t>
+      <w:t>2026-01-23</w:t>
       <w:br/>
       <w:br/>
     </w:r>

--- a/tillsyn/A 50654-2025 tillsynsbegäran.docx
+++ b/tillsyn/A 50654-2025 tillsynsbegäran.docx
@@ -404,7 +404,7 @@
     <w:r>
       <w:tab/>
       <w:tab/>
-      <w:t>2026-01-23</w:t>
+      <w:t>2026-01-24</w:t>
       <w:br/>
       <w:br/>
     </w:r>

--- a/tillsyn/A 50654-2025 tillsynsbegäran.docx
+++ b/tillsyn/A 50654-2025 tillsynsbegäran.docx
@@ -404,7 +404,7 @@
     <w:r>
       <w:tab/>
       <w:tab/>
-      <w:t>2026-01-24</w:t>
+      <w:t>2026-01-25</w:t>
       <w:br/>
       <w:br/>
     </w:r>

--- a/tillsyn/A 50654-2025 tillsynsbegäran.docx
+++ b/tillsyn/A 50654-2025 tillsynsbegäran.docx
@@ -404,7 +404,7 @@
     <w:r>
       <w:tab/>
       <w:tab/>
-      <w:t>2026-01-25</w:t>
+      <w:t>2026-01-26</w:t>
       <w:br/>
       <w:br/>
     </w:r>

--- a/tillsyn/A 50654-2025 tillsynsbegäran.docx
+++ b/tillsyn/A 50654-2025 tillsynsbegäran.docx
@@ -404,7 +404,7 @@
     <w:r>
       <w:tab/>
       <w:tab/>
-      <w:t>2026-01-26</w:t>
+      <w:t>2026-01-27</w:t>
       <w:br/>
       <w:br/>
     </w:r>

--- a/tillsyn/A 50654-2025 tillsynsbegäran.docx
+++ b/tillsyn/A 50654-2025 tillsynsbegäran.docx
@@ -404,7 +404,7 @@
     <w:r>
       <w:tab/>
       <w:tab/>
-      <w:t>2026-01-27</w:t>
+      <w:t>2026-01-28</w:t>
       <w:br/>
       <w:br/>
     </w:r>

--- a/tillsyn/A 50654-2025 tillsynsbegäran.docx
+++ b/tillsyn/A 50654-2025 tillsynsbegäran.docx
@@ -476,7 +476,7 @@
     <w:r>
       <w:tab/>
       <w:tab/>
-      <w:t>2026-02-22</w:t>
+      <w:t>2026-02-23</w:t>
       <w:br/>
       <w:br/>
     </w:r>

--- a/tillsyn/A 50654-2025 tillsynsbegäran.docx
+++ b/tillsyn/A 50654-2025 tillsynsbegäran.docx
@@ -476,7 +476,7 @@
     <w:r>
       <w:tab/>
       <w:tab/>
-      <w:t>2026-02-23</w:t>
+      <w:t>2026-02-24</w:t>
       <w:br/>
       <w:br/>
     </w:r>

--- a/tillsyn/A 50654-2025 tillsynsbegäran.docx
+++ b/tillsyn/A 50654-2025 tillsynsbegäran.docx
@@ -476,7 +476,7 @@
     <w:r>
       <w:tab/>
       <w:tab/>
-      <w:t>2026-02-24</w:t>
+      <w:t>2026-02-25</w:t>
       <w:br/>
       <w:br/>
     </w:r>

--- a/tillsyn/A 50654-2025 tillsynsbegäran.docx
+++ b/tillsyn/A 50654-2025 tillsynsbegäran.docx
@@ -476,7 +476,7 @@
     <w:r>
       <w:tab/>
       <w:tab/>
-      <w:t>2026-02-25</w:t>
+      <w:t>2026-02-26</w:t>
       <w:br/>
       <w:br/>
     </w:r>

--- a/tillsyn/A 50654-2025 tillsynsbegäran.docx
+++ b/tillsyn/A 50654-2025 tillsynsbegäran.docx
@@ -476,7 +476,7 @@
     <w:r>
       <w:tab/>
       <w:tab/>
-      <w:t>2026-02-26</w:t>
+      <w:t>2026-02-28</w:t>
       <w:br/>
       <w:br/>
     </w:r>

--- a/tillsyn/A 50654-2025 tillsynsbegäran.docx
+++ b/tillsyn/A 50654-2025 tillsynsbegäran.docx
@@ -476,7 +476,7 @@
     <w:r>
       <w:tab/>
       <w:tab/>
-      <w:t>2026-02-28</w:t>
+      <w:t>2026-03-01</w:t>
       <w:br/>
       <w:br/>
     </w:r>

--- a/tillsyn/A 50654-2025 tillsynsbegäran.docx
+++ b/tillsyn/A 50654-2025 tillsynsbegäran.docx
@@ -476,7 +476,7 @@
     <w:r>
       <w:tab/>
       <w:tab/>
-      <w:t>2026-03-01</w:t>
+      <w:t>2026-03-02</w:t>
       <w:br/>
       <w:br/>
     </w:r>

--- a/tillsyn/A 50654-2025 tillsynsbegäran.docx
+++ b/tillsyn/A 50654-2025 tillsynsbegäran.docx
@@ -113,7 +113,7 @@
         <w:rPr>
           <w:i/>
         </w:rPr>
-        <w:t xml:space="preserve"> 9070 Trädklädd betesmark </w:t>
+        <w:t xml:space="preserve"> 9070 Trädklädd betesmark</w:t>
       </w:r>
       <w:r>
         <w:t xml:space="preserve"> (SLU Artdatabanken, 2024).</w:t>
@@ -476,7 +476,7 @@
     <w:r>
       <w:tab/>
       <w:tab/>
-      <w:t>2026-03-02</w:t>
+      <w:t>2026-03-03</w:t>
       <w:br/>
       <w:br/>
     </w:r>

--- a/tillsyn/A 50654-2025 tillsynsbegäran.docx
+++ b/tillsyn/A 50654-2025 tillsynsbegäran.docx
@@ -476,7 +476,7 @@
     <w:r>
       <w:tab/>
       <w:tab/>
-      <w:t>2026-03-03</w:t>
+      <w:t>2026-03-04</w:t>
       <w:br/>
       <w:br/>
     </w:r>

--- a/tillsyn/A 50654-2025 tillsynsbegäran.docx
+++ b/tillsyn/A 50654-2025 tillsynsbegäran.docx
@@ -476,7 +476,7 @@
     <w:r>
       <w:tab/>
       <w:tab/>
-      <w:t>2026-03-04</w:t>
+      <w:t>2026-03-05</w:t>
       <w:br/>
       <w:br/>
     </w:r>

--- a/tillsyn/A 50654-2025 tillsynsbegäran.docx
+++ b/tillsyn/A 50654-2025 tillsynsbegäran.docx
@@ -476,7 +476,7 @@
     <w:r>
       <w:tab/>
       <w:tab/>
-      <w:t>2026-03-05</w:t>
+      <w:t>2026-03-06</w:t>
       <w:br/>
       <w:br/>
     </w:r>

--- a/tillsyn/A 50654-2025 tillsynsbegäran.docx
+++ b/tillsyn/A 50654-2025 tillsynsbegäran.docx
@@ -476,7 +476,7 @@
     <w:r>
       <w:tab/>
       <w:tab/>
-      <w:t>2026-03-06</w:t>
+      <w:t>2026-03-07</w:t>
       <w:br/>
       <w:br/>
     </w:r>

--- a/tillsyn/A 50654-2025 tillsynsbegäran.docx
+++ b/tillsyn/A 50654-2025 tillsynsbegäran.docx
@@ -462,7 +462,7 @@
     <w:r>
       <w:tab/>
       <w:tab/>
-      <w:t>2026-06-15</w:t>
+      <w:t>2026-06-16</w:t>
       <w:br/>
       <w:br/>
     </w:r>

--- a/tillsyn/A 50654-2025 tillsynsbegäran.docx
+++ b/tillsyn/A 50654-2025 tillsynsbegäran.docx
@@ -462,7 +462,7 @@
     <w:r>
       <w:tab/>
       <w:tab/>
-      <w:t>2026-06-16</w:t>
+      <w:t>2026-06-17</w:t>
       <w:br/>
       <w:br/>
     </w:r>

--- a/tillsyn/A 50654-2025 tillsynsbegäran.docx
+++ b/tillsyn/A 50654-2025 tillsynsbegäran.docx
@@ -1,6 +1,6 @@
 
 <file path=word/document.xml><?xml version="1.0" encoding="utf-8"?>
-<w:document xmlns:wpc="http://schemas.microsoft.com/office/word/2010/wordprocessingCanvas" xmlns:cx="http://schemas.microsoft.com/office/drawing/2014/chartex" xmlns:cx1="http://schemas.microsoft.com/office/drawing/2015/9/8/chartex" xmlns:cx2="http://schemas.microsoft.com/office/drawing/2015/10/21/chartex" xmlns:cx3="http://schemas.microsoft.com/office/drawing/2016/5/9/chartex" xmlns:cx4="http://schemas.microsoft.com/office/drawing/2016/5/10/chartex" xmlns:cx5="http://schemas.microsoft.com/office/drawing/2016/5/11/chartex" xmlns:cx6="http://schemas.microsoft.com/office/drawing/2016/5/12/chartex" xmlns:cx7="http://schemas.microsoft.com/office/drawing/2016/5/13/chartex" xmlns:cx8="http://schemas.microsoft.com/office/drawing/2016/5/14/chartex" xmlns:mc="http://schemas.openxmlformats.org/markup-compatibility/2006" xmlns:aink="http://schemas.microsoft.com/office/drawing/2016/ink" xmlns:am3d="http://schemas.microsoft.com/office/drawing/2017/model3d" xmlns:o="urn:schemas-microsoft-com:office:office" xmlns:oel="http://schemas.microsoft.com/office/2019/extlst" xmlns:r="http://schemas.openxmlformats.org/officeDocument/2006/relationships" xmlns:m="http://schemas.openxmlformats.org/officeDocument/2006/math" xmlns:v="urn:schemas-microsoft-com:vml" xmlns:wp14="http://schemas.microsoft.com/office/word/2010/wordprocessingDrawing" xmlns:wp="http://schemas.openxmlformats.org/drawingml/2006/wordprocessingDrawing" xmlns:w10="urn:schemas-microsoft-com:office:word" xmlns:w="http://schemas.openxmlformats.org/wordprocessingml/2006/main" xmlns:w14="http://schemas.microsoft.com/office/word/2010/wordml" xmlns:w15="http://schemas.microsoft.com/office/word/2012/wordml" xmlns:w16cex="http://schemas.microsoft.com/office/word/2018/wordml/cex" xmlns:w16cid="http://schemas.microsoft.com/office/word/2016/wordml/cid" xmlns:w16="http://schemas.microsoft.com/office/word/2018/wordml" xmlns:w16sdtdh="http://schemas.microsoft.com/office/word/2020/wordml/sdtdatahash" xmlns:w16se="http://schemas.microsoft.com/office/word/2015/wordml/symex" xmlns:wpg="http://schemas.microsoft.com/office/word/2010/wordprocessingGroup" xmlns:wpi="http://schemas.microsoft.com/office/word/2010/wordprocessingInk" xmlns:wne="http://schemas.microsoft.com/office/word/2006/wordml" xmlns:wps="http://schemas.microsoft.com/office/word/2010/wordprocessingShape" mc:Ignorable="w14 w15 w16se w16cid w16 w16cex w16sdtdh wp14">
+<w:document xmlns:wpc="http://schemas.microsoft.com/office/word/2010/wordprocessingCanvas" xmlns:cx="http://schemas.microsoft.com/office/drawing/2014/chartex" xmlns:cx1="http://schemas.microsoft.com/office/drawing/2015/9/8/chartex" xmlns:cx2="http://schemas.microsoft.com/office/drawing/2015/10/21/chartex" xmlns:cx3="http://schemas.microsoft.com/office/drawing/2016/5/9/chartex" xmlns:cx4="http://schemas.microsoft.com/office/drawing/2016/5/10/chartex" xmlns:cx5="http://schemas.microsoft.com/office/drawing/2016/5/11/chartex" xmlns:cx6="http://schemas.microsoft.com/office/drawing/2016/5/12/chartex" xmlns:cx7="http://schemas.microsoft.com/office/drawing/2016/5/13/chartex" xmlns:cx8="http://schemas.microsoft.com/office/drawing/2016/5/14/chartex" xmlns:mc="http://schemas.openxmlformats.org/markup-compatibility/2006" xmlns:aink="http://schemas.microsoft.com/office/drawing/2016/ink" xmlns:am3d="http://schemas.microsoft.com/office/drawing/2017/model3d" xmlns:o="urn:schemas-microsoft-com:office:office" xmlns:oel="http://schemas.microsoft.com/office/2019/extlst" xmlns:r="http://schemas.openxmlformats.org/officeDocument/2006/relationships" xmlns:m="http://schemas.openxmlformats.org/officeDocument/2006/math" xmlns:v="urn:schemas-microsoft-com:vml" xmlns:wp14="http://schemas.microsoft.com/office/word/2010/wordprocessingDrawing" xmlns:wp="http://schemas.openxmlformats.org/drawingml/2006/wordprocessingDrawing" xmlns:w10="urn:schemas-microsoft-com:office:word" xmlns:w="http://schemas.openxmlformats.org/wordprocessingml/2006/main" xmlns:w14="http://schemas.microsoft.com/office/word/2010/wordml" xmlns:w15="http://schemas.microsoft.com/office/word/2012/wordml" xmlns:w16cex="http://schemas.microsoft.com/office/word/2018/wordml/cex" xmlns:w16cid="http://schemas.microsoft.com/office/word/2016/wordml/cid" xmlns:w16="http://schemas.microsoft.com/office/word/2018/wordml" xmlns:w16du="http://schemas.microsoft.com/office/word/2023/wordml/word16du" xmlns:w16sdtdh="http://schemas.microsoft.com/office/word/2020/wordml/sdtdatahash" xmlns:w16sdtfl="http://schemas.microsoft.com/office/word/2024/wordml/sdtformatlock" xmlns:w16se="http://schemas.microsoft.com/office/word/2015/wordml/symex" xmlns:wpg="http://schemas.microsoft.com/office/word/2010/wordprocessingGroup" xmlns:wpi="http://schemas.microsoft.com/office/word/2010/wordprocessingInk" xmlns:wne="http://schemas.microsoft.com/office/word/2006/wordml" xmlns:wps="http://schemas.microsoft.com/office/word/2010/wordprocessingShape" mc:Ignorable="w14 w15 w16se w16cid w16 w16cex w16sdtdh w16sdtfl w16du wp14">
   <w:body>
     <w:p>
       <w:pPr>
@@ -12,35 +12,10 @@
     </w:p>
     <w:p>
       <w:r>
-        <w:t>Detta dokument behandlar höga naturvärden i avverkningsanmälan A 50654-2025 i Ljusdals kommun. Denna avverkningsanmälan inkom 2025-10-15 16:22:38 och omfattar 6,3 ha.</w:t>
+        <w:t>Detta dokument behandlar höga naturvärden i avverkningsanmälan A 50654-2025 i Ljusdals kommun som inkom 2025-10-15 och omfattar 6,3 ha.</w:t>
       </w:r>
-    </w:p>
-    <w:p>
       <w:r>
-        <w:t>Vi begär härmed att Skogsstyrelsen fattar beslut enligt miljöbalken som säkerställer att skogens höga naturvärden bevaras samt säkerställer att EU-lagstiftning efterlevs och att artskyddsbrott förhindras. Vi önskar även ta del av de ställningstaganden och beslut som myndigheterna meddelar till följd av aktuell avverkningsanmälan och föreningens inlaga (se 34 § förvaltningslagen).</w:t>
-      </w:r>
-    </w:p>
-    <w:p>
-      <w:r>
-        <w:t>Nedan beskrivs fynd av naturvårdsarter som gjorts i det avverkningsanmälda området. I BILAGA 1 finns artfakta om rödlistade arter.</w:t>
-      </w:r>
-    </w:p>
-    <w:p>
-      <w:pPr>
-        <w:pStyle w:val="Heading1"/>
-      </w:pPr>
-      <w:r>
-        <w:t>Naturvårdsarter</w:t>
-      </w:r>
-    </w:p>
-    <w:p>
-      <w:r>
-        <w:t>I avverkningsanmälan har följande 3 naturvårdsarter hittats: garnlav (NT), lunglav (NT) och skrovellav (NT). Av dessa är 3 rödlistade. För rödlistade arter har rödlistekategorin angivits inom parentes.</w:t>
-      </w:r>
-    </w:p>
-    <w:p>
-      <w:r>
-        <w:t>De påträffade naturvårdsarterna är ett tydligt kvitto på att detta rör sig om en skog med höga naturvärden. I Figur 1 visas en karta över det avverkningsanmälda området, där samtliga fyndplatser för naturvårdsarter som finns registrerade på Artportalen har markerats.</w:t>
+        <w:t xml:space="preserve"> I Figur 1 visas fyndplatser för naturvårdsarter i området, som finns registrerade på Artportalen.</w:t>
       </w:r>
     </w:p>
     <w:p>
@@ -50,7 +25,7 @@
       <w:r>
         <w:drawing>
           <wp:inline xmlns:a="http://schemas.openxmlformats.org/drawingml/2006/main" xmlns:pic="http://schemas.openxmlformats.org/drawingml/2006/picture">
-            <wp:extent cx="5486400" cy="4798351"/>
+            <wp:extent cx="5486400" cy="4720705"/>
             <wp:docPr id="1" name="Picture 1"/>
             <wp:cNvGraphicFramePr>
               <a:graphicFrameLocks noChangeAspect="1"/>
@@ -71,7 +46,7 @@
                   <pic:spPr>
                     <a:xfrm>
                       <a:off x="0" y="0"/>
-                      <a:ext cx="5486400" cy="4798351"/>
+                      <a:ext cx="5486400" cy="4720705"/>
                     </a:xfrm>
                     <a:prstGeom prst="rect"/>
                   </pic:spPr>
@@ -85,9 +60,43 @@
     <w:p>
       <w:pPr>
         <w:pStyle w:val="Caption"/>
+        <w:spacing w:after="240"/>
       </w:pPr>
       <w:r>
-        <w:t>Figur 1. Fyndplatser för naturvårdsarter i det avverkningsanmälda området (röd linje). Markörer utan svart kant är placerade på fyndplatsen. Markörer med svart kant är placerade vid sidan av fyndplatsen och har ett svart streck som visar fyndplatsens exakta position. Kartans mittpunktskoordinat är N 6841244, E 478585 i SWEREF 99 TM.</w:t>
+        <w:t>Figur 1. Fyndplatser för naturvårdsarter i och inom 8 meter från avverkningsanmälan (röd linje). Inom parentes anges rödlistekategorier, S för signalarter, Tför typiska arter och fridlysningsparagrafer i artskyddsförordningen.Markörer utan svart kant är placerade på fyndplatsen. Markörer med svart kant är placerade vid sidan av fyndplatsen och har ett svart streck som visar fyndplatsens exakta position. Kartans mittpunktskoordinat är N 6841244, E 478585 i SWEREF 99 TM.</w:t>
+      </w:r>
+    </w:p>
+    <w:p>
+      <w:r>
+        <w:t>Vi begär härmed att Skogsstyrelsen fattar beslut enligt miljöbalken som säkerställer att skogens höga naturvärden bevaras samt att EU-lagstiftning efterlevs och att artskyddsbrott förhindras.</w:t>
+      </w:r>
+    </w:p>
+    <w:p>
+      <w:r>
+        <w:t>Vi önskar även ta del av de ställningstaganden och beslut som myndigheten meddelar till följd av aktuell avverkningsanmälan och föreningens inlaga (se 34 § förvaltningslagen).</w:t>
+      </w:r>
+    </w:p>
+    <w:p>
+      <w:r>
+        <w:t>Nedan beskrivs fynd av naturvårdsarter som gjorts i det avverkningsanmälda området. I BILAGA 1 finns artfakta om rödlistade arter.</w:t>
+      </w:r>
+    </w:p>
+    <w:p>
+      <w:pPr>
+        <w:pStyle w:val="Heading1"/>
+      </w:pPr>
+      <w:r>
+        <w:t>Naturvårdsarter</w:t>
+      </w:r>
+    </w:p>
+    <w:p>
+      <w:r>
+        <w:t>I och inom 8 meter från avverkningsanmälan har följande 3 naturvårdsarter hittats: garnlav (VU, T), lunglav (NT, T) och skrovellav (NT, T). Av dessa är 3 rödlistade. För rödlistade arter har rödlistekategorin angivits inom parentes. Typiska arter inom Natura 2000 som är kopplade till skogsekosystem har markerats med (T).</w:t>
+      </w:r>
+    </w:p>
+    <w:p>
+      <w:r>
+        <w:t>De påträffade naturvårdsarterna är ett tydligt kvitto på att det rör sig om en skog med höga naturvärden.</w:t>
       </w:r>
     </w:p>
     <w:p>
@@ -352,7 +361,7 @@
 </file>
 
 <file path=word/endnotes.xml><?xml version="1.0" encoding="utf-8"?>
-<w:endnotes xmlns:wpc="http://schemas.microsoft.com/office/word/2010/wordprocessingCanvas" xmlns:cx="http://schemas.microsoft.com/office/drawing/2014/chartex" xmlns:cx1="http://schemas.microsoft.com/office/drawing/2015/9/8/chartex" xmlns:cx2="http://schemas.microsoft.com/office/drawing/2015/10/21/chartex" xmlns:cx3="http://schemas.microsoft.com/office/drawing/2016/5/9/chartex" xmlns:cx4="http://schemas.microsoft.com/office/drawing/2016/5/10/chartex" xmlns:cx5="http://schemas.microsoft.com/office/drawing/2016/5/11/chartex" xmlns:cx6="http://schemas.microsoft.com/office/drawing/2016/5/12/chartex" xmlns:cx7="http://schemas.microsoft.com/office/drawing/2016/5/13/chartex" xmlns:cx8="http://schemas.microsoft.com/office/drawing/2016/5/14/chartex" xmlns:mc="http://schemas.openxmlformats.org/markup-compatibility/2006" xmlns:aink="http://schemas.microsoft.com/office/drawing/2016/ink" xmlns:am3d="http://schemas.microsoft.com/office/drawing/2017/model3d" xmlns:o="urn:schemas-microsoft-com:office:office" xmlns:oel="http://schemas.microsoft.com/office/2019/extlst" xmlns:r="http://schemas.openxmlformats.org/officeDocument/2006/relationships" xmlns:m="http://schemas.openxmlformats.org/officeDocument/2006/math" xmlns:v="urn:schemas-microsoft-com:vml" xmlns:wp14="http://schemas.microsoft.com/office/word/2010/wordprocessingDrawing" xmlns:wp="http://schemas.openxmlformats.org/drawingml/2006/wordprocessingDrawing" xmlns:w10="urn:schemas-microsoft-com:office:word" xmlns:w="http://schemas.openxmlformats.org/wordprocessingml/2006/main" xmlns:w14="http://schemas.microsoft.com/office/word/2010/wordml" xmlns:w15="http://schemas.microsoft.com/office/word/2012/wordml" xmlns:w16cex="http://schemas.microsoft.com/office/word/2018/wordml/cex" xmlns:w16cid="http://schemas.microsoft.com/office/word/2016/wordml/cid" xmlns:w16="http://schemas.microsoft.com/office/word/2018/wordml" xmlns:w16sdtdh="http://schemas.microsoft.com/office/word/2020/wordml/sdtdatahash" xmlns:w16se="http://schemas.microsoft.com/office/word/2015/wordml/symex" xmlns:wpg="http://schemas.microsoft.com/office/word/2010/wordprocessingGroup" xmlns:wpi="http://schemas.microsoft.com/office/word/2010/wordprocessingInk" xmlns:wne="http://schemas.microsoft.com/office/word/2006/wordml" xmlns:wps="http://schemas.microsoft.com/office/word/2010/wordprocessingShape" mc:Ignorable="w14 w15 w16se w16cid w16 w16cex w16sdtdh wp14">
+<w:endnotes xmlns:wpc="http://schemas.microsoft.com/office/word/2010/wordprocessingCanvas" xmlns:cx="http://schemas.microsoft.com/office/drawing/2014/chartex" xmlns:cx1="http://schemas.microsoft.com/office/drawing/2015/9/8/chartex" xmlns:cx2="http://schemas.microsoft.com/office/drawing/2015/10/21/chartex" xmlns:cx3="http://schemas.microsoft.com/office/drawing/2016/5/9/chartex" xmlns:cx4="http://schemas.microsoft.com/office/drawing/2016/5/10/chartex" xmlns:cx5="http://schemas.microsoft.com/office/drawing/2016/5/11/chartex" xmlns:cx6="http://schemas.microsoft.com/office/drawing/2016/5/12/chartex" xmlns:cx7="http://schemas.microsoft.com/office/drawing/2016/5/13/chartex" xmlns:cx8="http://schemas.microsoft.com/office/drawing/2016/5/14/chartex" xmlns:mc="http://schemas.openxmlformats.org/markup-compatibility/2006" xmlns:aink="http://schemas.microsoft.com/office/drawing/2016/ink" xmlns:am3d="http://schemas.microsoft.com/office/drawing/2017/model3d" xmlns:o="urn:schemas-microsoft-com:office:office" xmlns:oel="http://schemas.microsoft.com/office/2019/extlst" xmlns:r="http://schemas.openxmlformats.org/officeDocument/2006/relationships" xmlns:m="http://schemas.openxmlformats.org/officeDocument/2006/math" xmlns:v="urn:schemas-microsoft-com:vml" xmlns:wp14="http://schemas.microsoft.com/office/word/2010/wordprocessingDrawing" xmlns:wp="http://schemas.openxmlformats.org/drawingml/2006/wordprocessingDrawing" xmlns:w10="urn:schemas-microsoft-com:office:word" xmlns:w="http://schemas.openxmlformats.org/wordprocessingml/2006/main" xmlns:w14="http://schemas.microsoft.com/office/word/2010/wordml" xmlns:w15="http://schemas.microsoft.com/office/word/2012/wordml" xmlns:w16cex="http://schemas.microsoft.com/office/word/2018/wordml/cex" xmlns:w16cid="http://schemas.microsoft.com/office/word/2016/wordml/cid" xmlns:w16="http://schemas.microsoft.com/office/word/2018/wordml" xmlns:w16du="http://schemas.microsoft.com/office/word/2023/wordml/word16du" xmlns:w16sdtdh="http://schemas.microsoft.com/office/word/2020/wordml/sdtdatahash" xmlns:w16sdtfl="http://schemas.microsoft.com/office/word/2024/wordml/sdtformatlock" xmlns:w16se="http://schemas.microsoft.com/office/word/2015/wordml/symex" xmlns:wpg="http://schemas.microsoft.com/office/word/2010/wordprocessingGroup" xmlns:wpi="http://schemas.microsoft.com/office/word/2010/wordprocessingInk" xmlns:wne="http://schemas.microsoft.com/office/word/2006/wordml" xmlns:wps="http://schemas.microsoft.com/office/word/2010/wordprocessingShape" mc:Ignorable="w14 w15 w16se w16cid w16 w16cex w16sdtdh w16sdtfl w16du wp14">
   <w:endnote w:type="separator" w:id="-1">
     <w:p>
       <w:pPr>
@@ -377,7 +386,7 @@
 </file>
 
 <file path=word/footer1.xml><?xml version="1.0" encoding="utf-8"?>
-<w:ftr xmlns:wpc="http://schemas.microsoft.com/office/word/2010/wordprocessingCanvas" xmlns:cx="http://schemas.microsoft.com/office/drawing/2014/chartex" xmlns:cx1="http://schemas.microsoft.com/office/drawing/2015/9/8/chartex" xmlns:cx2="http://schemas.microsoft.com/office/drawing/2015/10/21/chartex" xmlns:cx3="http://schemas.microsoft.com/office/drawing/2016/5/9/chartex" xmlns:cx4="http://schemas.microsoft.com/office/drawing/2016/5/10/chartex" xmlns:cx5="http://schemas.microsoft.com/office/drawing/2016/5/11/chartex" xmlns:cx6="http://schemas.microsoft.com/office/drawing/2016/5/12/chartex" xmlns:cx7="http://schemas.microsoft.com/office/drawing/2016/5/13/chartex" xmlns:cx8="http://schemas.microsoft.com/office/drawing/2016/5/14/chartex" xmlns:mc="http://schemas.openxmlformats.org/markup-compatibility/2006" xmlns:aink="http://schemas.microsoft.com/office/drawing/2016/ink" xmlns:am3d="http://schemas.microsoft.com/office/drawing/2017/model3d" xmlns:o="urn:schemas-microsoft-com:office:office" xmlns:oel="http://schemas.microsoft.com/office/2019/extlst" xmlns:r="http://schemas.openxmlformats.org/officeDocument/2006/relationships" xmlns:m="http://schemas.openxmlformats.org/officeDocument/2006/math" xmlns:v="urn:schemas-microsoft-com:vml" xmlns:wp14="http://schemas.microsoft.com/office/word/2010/wordprocessingDrawing" xmlns:wp="http://schemas.openxmlformats.org/drawingml/2006/wordprocessingDrawing" xmlns:w10="urn:schemas-microsoft-com:office:word" xmlns:w="http://schemas.openxmlformats.org/wordprocessingml/2006/main" xmlns:w14="http://schemas.microsoft.com/office/word/2010/wordml" xmlns:w15="http://schemas.microsoft.com/office/word/2012/wordml" xmlns:w16cex="http://schemas.microsoft.com/office/word/2018/wordml/cex" xmlns:w16cid="http://schemas.microsoft.com/office/word/2016/wordml/cid" xmlns:w16="http://schemas.microsoft.com/office/word/2018/wordml" xmlns:w16sdtdh="http://schemas.microsoft.com/office/word/2020/wordml/sdtdatahash" xmlns:w16se="http://schemas.microsoft.com/office/word/2015/wordml/symex" xmlns:wpg="http://schemas.microsoft.com/office/word/2010/wordprocessingGroup" xmlns:wpi="http://schemas.microsoft.com/office/word/2010/wordprocessingInk" xmlns:wne="http://schemas.microsoft.com/office/word/2006/wordml" xmlns:wps="http://schemas.microsoft.com/office/word/2010/wordprocessingShape" mc:Ignorable="w14 w15 w16se w16cid w16 w16cex w16sdtdh wp14">
+<w:ftr xmlns:wpc="http://schemas.microsoft.com/office/word/2010/wordprocessingCanvas" xmlns:cx="http://schemas.microsoft.com/office/drawing/2014/chartex" xmlns:cx1="http://schemas.microsoft.com/office/drawing/2015/9/8/chartex" xmlns:cx2="http://schemas.microsoft.com/office/drawing/2015/10/21/chartex" xmlns:cx3="http://schemas.microsoft.com/office/drawing/2016/5/9/chartex" xmlns:cx4="http://schemas.microsoft.com/office/drawing/2016/5/10/chartex" xmlns:cx5="http://schemas.microsoft.com/office/drawing/2016/5/11/chartex" xmlns:cx6="http://schemas.microsoft.com/office/drawing/2016/5/12/chartex" xmlns:cx7="http://schemas.microsoft.com/office/drawing/2016/5/13/chartex" xmlns:cx8="http://schemas.microsoft.com/office/drawing/2016/5/14/chartex" xmlns:mc="http://schemas.openxmlformats.org/markup-compatibility/2006" xmlns:aink="http://schemas.microsoft.com/office/drawing/2016/ink" xmlns:am3d="http://schemas.microsoft.com/office/drawing/2017/model3d" xmlns:o="urn:schemas-microsoft-com:office:office" xmlns:oel="http://schemas.microsoft.com/office/2019/extlst" xmlns:r="http://schemas.openxmlformats.org/officeDocument/2006/relationships" xmlns:m="http://schemas.openxmlformats.org/officeDocument/2006/math" xmlns:v="urn:schemas-microsoft-com:vml" xmlns:wp14="http://schemas.microsoft.com/office/word/2010/wordprocessingDrawing" xmlns:wp="http://schemas.openxmlformats.org/drawingml/2006/wordprocessingDrawing" xmlns:w10="urn:schemas-microsoft-com:office:word" xmlns:w="http://schemas.openxmlformats.org/wordprocessingml/2006/main" xmlns:w14="http://schemas.microsoft.com/office/word/2010/wordml" xmlns:w15="http://schemas.microsoft.com/office/word/2012/wordml" xmlns:w16cex="http://schemas.microsoft.com/office/word/2018/wordml/cex" xmlns:w16cid="http://schemas.microsoft.com/office/word/2016/wordml/cid" xmlns:w16="http://schemas.microsoft.com/office/word/2018/wordml" xmlns:w16du="http://schemas.microsoft.com/office/word/2023/wordml/word16du" xmlns:w16sdtdh="http://schemas.microsoft.com/office/word/2020/wordml/sdtdatahash" xmlns:w16sdtfl="http://schemas.microsoft.com/office/word/2024/wordml/sdtformatlock" xmlns:w16se="http://schemas.microsoft.com/office/word/2015/wordml/symex" xmlns:wpg="http://schemas.microsoft.com/office/word/2010/wordprocessingGroup" xmlns:wpi="http://schemas.microsoft.com/office/word/2010/wordprocessingInk" xmlns:wne="http://schemas.microsoft.com/office/word/2006/wordml" xmlns:wps="http://schemas.microsoft.com/office/word/2010/wordprocessingShape" mc:Ignorable="w14 w15 w16se w16cid w16 w16cex w16sdtdh w16sdtfl w16du wp14">
   <w:p>
     <w:pPr>
       <w:pStyle w:val="Footer"/>
@@ -387,7 +396,7 @@
 </file>
 
 <file path=word/footer2.xml><?xml version="1.0" encoding="utf-8"?>
-<w:ftr xmlns:wpc="http://schemas.microsoft.com/office/word/2010/wordprocessingCanvas" xmlns:cx="http://schemas.microsoft.com/office/drawing/2014/chartex" xmlns:cx1="http://schemas.microsoft.com/office/drawing/2015/9/8/chartex" xmlns:cx2="http://schemas.microsoft.com/office/drawing/2015/10/21/chartex" xmlns:cx3="http://schemas.microsoft.com/office/drawing/2016/5/9/chartex" xmlns:cx4="http://schemas.microsoft.com/office/drawing/2016/5/10/chartex" xmlns:cx5="http://schemas.microsoft.com/office/drawing/2016/5/11/chartex" xmlns:cx6="http://schemas.microsoft.com/office/drawing/2016/5/12/chartex" xmlns:cx7="http://schemas.microsoft.com/office/drawing/2016/5/13/chartex" xmlns:cx8="http://schemas.microsoft.com/office/drawing/2016/5/14/chartex" xmlns:mc="http://schemas.openxmlformats.org/markup-compatibility/2006" xmlns:aink="http://schemas.microsoft.com/office/drawing/2016/ink" xmlns:am3d="http://schemas.microsoft.com/office/drawing/2017/model3d" xmlns:o="urn:schemas-microsoft-com:office:office" xmlns:oel="http://schemas.microsoft.com/office/2019/extlst" xmlns:r="http://schemas.openxmlformats.org/officeDocument/2006/relationships" xmlns:m="http://schemas.openxmlformats.org/officeDocument/2006/math" xmlns:v="urn:schemas-microsoft-com:vml" xmlns:wp14="http://schemas.microsoft.com/office/word/2010/wordprocessingDrawing" xmlns:wp="http://schemas.openxmlformats.org/drawingml/2006/wordprocessingDrawing" xmlns:w10="urn:schemas-microsoft-com:office:word" xmlns:w="http://schemas.openxmlformats.org/wordprocessingml/2006/main" xmlns:w14="http://schemas.microsoft.com/office/word/2010/wordml" xmlns:w15="http://schemas.microsoft.com/office/word/2012/wordml" xmlns:w16cex="http://schemas.microsoft.com/office/word/2018/wordml/cex" xmlns:w16cid="http://schemas.microsoft.com/office/word/2016/wordml/cid" xmlns:w16="http://schemas.microsoft.com/office/word/2018/wordml" xmlns:w16sdtdh="http://schemas.microsoft.com/office/word/2020/wordml/sdtdatahash" xmlns:w16se="http://schemas.microsoft.com/office/word/2015/wordml/symex" xmlns:wpg="http://schemas.microsoft.com/office/word/2010/wordprocessingGroup" xmlns:wpi="http://schemas.microsoft.com/office/word/2010/wordprocessingInk" xmlns:wne="http://schemas.microsoft.com/office/word/2006/wordml" xmlns:wps="http://schemas.microsoft.com/office/word/2010/wordprocessingShape" mc:Ignorable="w14 w15 w16se w16cid w16 w16cex w16sdtdh wp14">
+<w:ftr xmlns:wpc="http://schemas.microsoft.com/office/word/2010/wordprocessingCanvas" xmlns:cx="http://schemas.microsoft.com/office/drawing/2014/chartex" xmlns:cx1="http://schemas.microsoft.com/office/drawing/2015/9/8/chartex" xmlns:cx2="http://schemas.microsoft.com/office/drawing/2015/10/21/chartex" xmlns:cx3="http://schemas.microsoft.com/office/drawing/2016/5/9/chartex" xmlns:cx4="http://schemas.microsoft.com/office/drawing/2016/5/10/chartex" xmlns:cx5="http://schemas.microsoft.com/office/drawing/2016/5/11/chartex" xmlns:cx6="http://schemas.microsoft.com/office/drawing/2016/5/12/chartex" xmlns:cx7="http://schemas.microsoft.com/office/drawing/2016/5/13/chartex" xmlns:cx8="http://schemas.microsoft.com/office/drawing/2016/5/14/chartex" xmlns:mc="http://schemas.openxmlformats.org/markup-compatibility/2006" xmlns:aink="http://schemas.microsoft.com/office/drawing/2016/ink" xmlns:am3d="http://schemas.microsoft.com/office/drawing/2017/model3d" xmlns:o="urn:schemas-microsoft-com:office:office" xmlns:oel="http://schemas.microsoft.com/office/2019/extlst" xmlns:r="http://schemas.openxmlformats.org/officeDocument/2006/relationships" xmlns:m="http://schemas.openxmlformats.org/officeDocument/2006/math" xmlns:v="urn:schemas-microsoft-com:vml" xmlns:wp14="http://schemas.microsoft.com/office/word/2010/wordprocessingDrawing" xmlns:wp="http://schemas.openxmlformats.org/drawingml/2006/wordprocessingDrawing" xmlns:w10="urn:schemas-microsoft-com:office:word" xmlns:w="http://schemas.openxmlformats.org/wordprocessingml/2006/main" xmlns:w14="http://schemas.microsoft.com/office/word/2010/wordml" xmlns:w15="http://schemas.microsoft.com/office/word/2012/wordml" xmlns:w16cex="http://schemas.microsoft.com/office/word/2018/wordml/cex" xmlns:w16cid="http://schemas.microsoft.com/office/word/2016/wordml/cid" xmlns:w16="http://schemas.microsoft.com/office/word/2018/wordml" xmlns:w16du="http://schemas.microsoft.com/office/word/2023/wordml/word16du" xmlns:w16sdtdh="http://schemas.microsoft.com/office/word/2020/wordml/sdtdatahash" xmlns:w16sdtfl="http://schemas.microsoft.com/office/word/2024/wordml/sdtformatlock" xmlns:w16se="http://schemas.microsoft.com/office/word/2015/wordml/symex" xmlns:wpg="http://schemas.microsoft.com/office/word/2010/wordprocessingGroup" xmlns:wpi="http://schemas.microsoft.com/office/word/2010/wordprocessingInk" xmlns:wne="http://schemas.microsoft.com/office/word/2006/wordml" xmlns:wps="http://schemas.microsoft.com/office/word/2010/wordprocessingShape" mc:Ignorable="w14 w15 w16se w16cid w16 w16cex w16sdtdh w16sdtfl w16du wp14">
   <w:p>
     <w:pPr>
       <w:pStyle w:val="Footer"/>
@@ -397,7 +406,7 @@
 </file>
 
 <file path=word/footer3.xml><?xml version="1.0" encoding="utf-8"?>
-<w:ftr xmlns:wpc="http://schemas.microsoft.com/office/word/2010/wordprocessingCanvas" xmlns:cx="http://schemas.microsoft.com/office/drawing/2014/chartex" xmlns:cx1="http://schemas.microsoft.com/office/drawing/2015/9/8/chartex" xmlns:cx2="http://schemas.microsoft.com/office/drawing/2015/10/21/chartex" xmlns:cx3="http://schemas.microsoft.com/office/drawing/2016/5/9/chartex" xmlns:cx4="http://schemas.microsoft.com/office/drawing/2016/5/10/chartex" xmlns:cx5="http://schemas.microsoft.com/office/drawing/2016/5/11/chartex" xmlns:cx6="http://schemas.microsoft.com/office/drawing/2016/5/12/chartex" xmlns:cx7="http://schemas.microsoft.com/office/drawing/2016/5/13/chartex" xmlns:cx8="http://schemas.microsoft.com/office/drawing/2016/5/14/chartex" xmlns:mc="http://schemas.openxmlformats.org/markup-compatibility/2006" xmlns:aink="http://schemas.microsoft.com/office/drawing/2016/ink" xmlns:am3d="http://schemas.microsoft.com/office/drawing/2017/model3d" xmlns:o="urn:schemas-microsoft-com:office:office" xmlns:oel="http://schemas.microsoft.com/office/2019/extlst" xmlns:r="http://schemas.openxmlformats.org/officeDocument/2006/relationships" xmlns:m="http://schemas.openxmlformats.org/officeDocument/2006/math" xmlns:v="urn:schemas-microsoft-com:vml" xmlns:wp14="http://schemas.microsoft.com/office/word/2010/wordprocessingDrawing" xmlns:wp="http://schemas.openxmlformats.org/drawingml/2006/wordprocessingDrawing" xmlns:w10="urn:schemas-microsoft-com:office:word" xmlns:w="http://schemas.openxmlformats.org/wordprocessingml/2006/main" xmlns:w14="http://schemas.microsoft.com/office/word/2010/wordml" xmlns:w15="http://schemas.microsoft.com/office/word/2012/wordml" xmlns:w16cex="http://schemas.microsoft.com/office/word/2018/wordml/cex" xmlns:w16cid="http://schemas.microsoft.com/office/word/2016/wordml/cid" xmlns:w16="http://schemas.microsoft.com/office/word/2018/wordml" xmlns:w16sdtdh="http://schemas.microsoft.com/office/word/2020/wordml/sdtdatahash" xmlns:w16se="http://schemas.microsoft.com/office/word/2015/wordml/symex" xmlns:wpg="http://schemas.microsoft.com/office/word/2010/wordprocessingGroup" xmlns:wpi="http://schemas.microsoft.com/office/word/2010/wordprocessingInk" xmlns:wne="http://schemas.microsoft.com/office/word/2006/wordml" xmlns:wps="http://schemas.microsoft.com/office/word/2010/wordprocessingShape" mc:Ignorable="w14 w15 w16se w16cid w16 w16cex w16sdtdh wp14">
+<w:ftr xmlns:wpc="http://schemas.microsoft.com/office/word/2010/wordprocessingCanvas" xmlns:cx="http://schemas.microsoft.com/office/drawing/2014/chartex" xmlns:cx1="http://schemas.microsoft.com/office/drawing/2015/9/8/chartex" xmlns:cx2="http://schemas.microsoft.com/office/drawing/2015/10/21/chartex" xmlns:cx3="http://schemas.microsoft.com/office/drawing/2016/5/9/chartex" xmlns:cx4="http://schemas.microsoft.com/office/drawing/2016/5/10/chartex" xmlns:cx5="http://schemas.microsoft.com/office/drawing/2016/5/11/chartex" xmlns:cx6="http://schemas.microsoft.com/office/drawing/2016/5/12/chartex" xmlns:cx7="http://schemas.microsoft.com/office/drawing/2016/5/13/chartex" xmlns:cx8="http://schemas.microsoft.com/office/drawing/2016/5/14/chartex" xmlns:mc="http://schemas.openxmlformats.org/markup-compatibility/2006" xmlns:aink="http://schemas.microsoft.com/office/drawing/2016/ink" xmlns:am3d="http://schemas.microsoft.com/office/drawing/2017/model3d" xmlns:o="urn:schemas-microsoft-com:office:office" xmlns:oel="http://schemas.microsoft.com/office/2019/extlst" xmlns:r="http://schemas.openxmlformats.org/officeDocument/2006/relationships" xmlns:m="http://schemas.openxmlformats.org/officeDocument/2006/math" xmlns:v="urn:schemas-microsoft-com:vml" xmlns:wp14="http://schemas.microsoft.com/office/word/2010/wordprocessingDrawing" xmlns:wp="http://schemas.openxmlformats.org/drawingml/2006/wordprocessingDrawing" xmlns:w10="urn:schemas-microsoft-com:office:word" xmlns:w="http://schemas.openxmlformats.org/wordprocessingml/2006/main" xmlns:w14="http://schemas.microsoft.com/office/word/2010/wordml" xmlns:w15="http://schemas.microsoft.com/office/word/2012/wordml" xmlns:w16cex="http://schemas.microsoft.com/office/word/2018/wordml/cex" xmlns:w16cid="http://schemas.microsoft.com/office/word/2016/wordml/cid" xmlns:w16="http://schemas.microsoft.com/office/word/2018/wordml" xmlns:w16du="http://schemas.microsoft.com/office/word/2023/wordml/word16du" xmlns:w16sdtdh="http://schemas.microsoft.com/office/word/2020/wordml/sdtdatahash" xmlns:w16sdtfl="http://schemas.microsoft.com/office/word/2024/wordml/sdtformatlock" xmlns:w16se="http://schemas.microsoft.com/office/word/2015/wordml/symex" xmlns:wpg="http://schemas.microsoft.com/office/word/2010/wordprocessingGroup" xmlns:wpi="http://schemas.microsoft.com/office/word/2010/wordprocessingInk" xmlns:wne="http://schemas.microsoft.com/office/word/2006/wordml" xmlns:wps="http://schemas.microsoft.com/office/word/2010/wordprocessingShape" mc:Ignorable="w14 w15 w16se w16cid w16 w16cex w16sdtdh w16sdtfl w16du wp14">
   <w:p>
     <w:pPr>
       <w:pStyle w:val="Footer"/>
@@ -407,7 +416,7 @@
 </file>
 
 <file path=word/footnotes.xml><?xml version="1.0" encoding="utf-8"?>
-<w:footnotes xmlns:wpc="http://schemas.microsoft.com/office/word/2010/wordprocessingCanvas" xmlns:cx="http://schemas.microsoft.com/office/drawing/2014/chartex" xmlns:cx1="http://schemas.microsoft.com/office/drawing/2015/9/8/chartex" xmlns:cx2="http://schemas.microsoft.com/office/drawing/2015/10/21/chartex" xmlns:cx3="http://schemas.microsoft.com/office/drawing/2016/5/9/chartex" xmlns:cx4="http://schemas.microsoft.com/office/drawing/2016/5/10/chartex" xmlns:cx5="http://schemas.microsoft.com/office/drawing/2016/5/11/chartex" xmlns:cx6="http://schemas.microsoft.com/office/drawing/2016/5/12/chartex" xmlns:cx7="http://schemas.microsoft.com/office/drawing/2016/5/13/chartex" xmlns:cx8="http://schemas.microsoft.com/office/drawing/2016/5/14/chartex" xmlns:mc="http://schemas.openxmlformats.org/markup-compatibility/2006" xmlns:aink="http://schemas.microsoft.com/office/drawing/2016/ink" xmlns:am3d="http://schemas.microsoft.com/office/drawing/2017/model3d" xmlns:o="urn:schemas-microsoft-com:office:office" xmlns:oel="http://schemas.microsoft.com/office/2019/extlst" xmlns:r="http://schemas.openxmlformats.org/officeDocument/2006/relationships" xmlns:m="http://schemas.openxmlformats.org/officeDocument/2006/math" xmlns:v="urn:schemas-microsoft-com:vml" xmlns:wp14="http://schemas.microsoft.com/office/word/2010/wordprocessingDrawing" xmlns:wp="http://schemas.openxmlformats.org/drawingml/2006/wordprocessingDrawing" xmlns:w10="urn:schemas-microsoft-com:office:word" xmlns:w="http://schemas.openxmlformats.org/wordprocessingml/2006/main" xmlns:w14="http://schemas.microsoft.com/office/word/2010/wordml" xmlns:w15="http://schemas.microsoft.com/office/word/2012/wordml" xmlns:w16cex="http://schemas.microsoft.com/office/word/2018/wordml/cex" xmlns:w16cid="http://schemas.microsoft.com/office/word/2016/wordml/cid" xmlns:w16="http://schemas.microsoft.com/office/word/2018/wordml" xmlns:w16sdtdh="http://schemas.microsoft.com/office/word/2020/wordml/sdtdatahash" xmlns:w16se="http://schemas.microsoft.com/office/word/2015/wordml/symex" xmlns:wpg="http://schemas.microsoft.com/office/word/2010/wordprocessingGroup" xmlns:wpi="http://schemas.microsoft.com/office/word/2010/wordprocessingInk" xmlns:wne="http://schemas.microsoft.com/office/word/2006/wordml" xmlns:wps="http://schemas.microsoft.com/office/word/2010/wordprocessingShape" mc:Ignorable="w14 w15 w16se w16cid w16 w16cex w16sdtdh wp14">
+<w:footnotes xmlns:wpc="http://schemas.microsoft.com/office/word/2010/wordprocessingCanvas" xmlns:cx="http://schemas.microsoft.com/office/drawing/2014/chartex" xmlns:cx1="http://schemas.microsoft.com/office/drawing/2015/9/8/chartex" xmlns:cx2="http://schemas.microsoft.com/office/drawing/2015/10/21/chartex" xmlns:cx3="http://schemas.microsoft.com/office/drawing/2016/5/9/chartex" xmlns:cx4="http://schemas.microsoft.com/office/drawing/2016/5/10/chartex" xmlns:cx5="http://schemas.microsoft.com/office/drawing/2016/5/11/chartex" xmlns:cx6="http://schemas.microsoft.com/office/drawing/2016/5/12/chartex" xmlns:cx7="http://schemas.microsoft.com/office/drawing/2016/5/13/chartex" xmlns:cx8="http://schemas.microsoft.com/office/drawing/2016/5/14/chartex" xmlns:mc="http://schemas.openxmlformats.org/markup-compatibility/2006" xmlns:aink="http://schemas.microsoft.com/office/drawing/2016/ink" xmlns:am3d="http://schemas.microsoft.com/office/drawing/2017/model3d" xmlns:o="urn:schemas-microsoft-com:office:office" xmlns:oel="http://schemas.microsoft.com/office/2019/extlst" xmlns:r="http://schemas.openxmlformats.org/officeDocument/2006/relationships" xmlns:m="http://schemas.openxmlformats.org/officeDocument/2006/math" xmlns:v="urn:schemas-microsoft-com:vml" xmlns:wp14="http://schemas.microsoft.com/office/word/2010/wordprocessingDrawing" xmlns:wp="http://schemas.openxmlformats.org/drawingml/2006/wordprocessingDrawing" xmlns:w10="urn:schemas-microsoft-com:office:word" xmlns:w="http://schemas.openxmlformats.org/wordprocessingml/2006/main" xmlns:w14="http://schemas.microsoft.com/office/word/2010/wordml" xmlns:w15="http://schemas.microsoft.com/office/word/2012/wordml" xmlns:w16cex="http://schemas.microsoft.com/office/word/2018/wordml/cex" xmlns:w16cid="http://schemas.microsoft.com/office/word/2016/wordml/cid" xmlns:w16="http://schemas.microsoft.com/office/word/2018/wordml" xmlns:w16du="http://schemas.microsoft.com/office/word/2023/wordml/word16du" xmlns:w16sdtdh="http://schemas.microsoft.com/office/word/2020/wordml/sdtdatahash" xmlns:w16sdtfl="http://schemas.microsoft.com/office/word/2024/wordml/sdtformatlock" xmlns:w16se="http://schemas.microsoft.com/office/word/2015/wordml/symex" xmlns:wpg="http://schemas.microsoft.com/office/word/2010/wordprocessingGroup" xmlns:wpi="http://schemas.microsoft.com/office/word/2010/wordprocessingInk" xmlns:wne="http://schemas.microsoft.com/office/word/2006/wordml" xmlns:wps="http://schemas.microsoft.com/office/word/2010/wordprocessingShape" mc:Ignorable="w14 w15 w16se w16cid w16 w16cex w16sdtdh w16sdtfl w16du wp14">
   <w:footnote w:type="separator" w:id="-1">
     <w:p>
       <w:pPr>
@@ -432,7 +441,7 @@
 </file>
 
 <file path=word/header1.xml><?xml version="1.0" encoding="utf-8"?>
-<w:hdr xmlns:wpc="http://schemas.microsoft.com/office/word/2010/wordprocessingCanvas" xmlns:cx="http://schemas.microsoft.com/office/drawing/2014/chartex" xmlns:cx1="http://schemas.microsoft.com/office/drawing/2015/9/8/chartex" xmlns:cx2="http://schemas.microsoft.com/office/drawing/2015/10/21/chartex" xmlns:cx3="http://schemas.microsoft.com/office/drawing/2016/5/9/chartex" xmlns:cx4="http://schemas.microsoft.com/office/drawing/2016/5/10/chartex" xmlns:cx5="http://schemas.microsoft.com/office/drawing/2016/5/11/chartex" xmlns:cx6="http://schemas.microsoft.com/office/drawing/2016/5/12/chartex" xmlns:cx7="http://schemas.microsoft.com/office/drawing/2016/5/13/chartex" xmlns:cx8="http://schemas.microsoft.com/office/drawing/2016/5/14/chartex" xmlns:mc="http://schemas.openxmlformats.org/markup-compatibility/2006" xmlns:aink="http://schemas.microsoft.com/office/drawing/2016/ink" xmlns:am3d="http://schemas.microsoft.com/office/drawing/2017/model3d" xmlns:o="urn:schemas-microsoft-com:office:office" xmlns:oel="http://schemas.microsoft.com/office/2019/extlst" xmlns:r="http://schemas.openxmlformats.org/officeDocument/2006/relationships" xmlns:m="http://schemas.openxmlformats.org/officeDocument/2006/math" xmlns:v="urn:schemas-microsoft-com:vml" xmlns:wp14="http://schemas.microsoft.com/office/word/2010/wordprocessingDrawing" xmlns:wp="http://schemas.openxmlformats.org/drawingml/2006/wordprocessingDrawing" xmlns:w10="urn:schemas-microsoft-com:office:word" xmlns:w="http://schemas.openxmlformats.org/wordprocessingml/2006/main" xmlns:w14="http://schemas.microsoft.com/office/word/2010/wordml" xmlns:w15="http://schemas.microsoft.com/office/word/2012/wordml" xmlns:w16cex="http://schemas.microsoft.com/office/word/2018/wordml/cex" xmlns:w16cid="http://schemas.microsoft.com/office/word/2016/wordml/cid" xmlns:w16="http://schemas.microsoft.com/office/word/2018/wordml" xmlns:w16sdtdh="http://schemas.microsoft.com/office/word/2020/wordml/sdtdatahash" xmlns:w16se="http://schemas.microsoft.com/office/word/2015/wordml/symex" xmlns:wpg="http://schemas.microsoft.com/office/word/2010/wordprocessingGroup" xmlns:wpi="http://schemas.microsoft.com/office/word/2010/wordprocessingInk" xmlns:wne="http://schemas.microsoft.com/office/word/2006/wordml" xmlns:wps="http://schemas.microsoft.com/office/word/2010/wordprocessingShape" mc:Ignorable="w14 w15 w16se w16cid w16 w16cex w16sdtdh wp14">
+<w:hdr xmlns:wpc="http://schemas.microsoft.com/office/word/2010/wordprocessingCanvas" xmlns:cx="http://schemas.microsoft.com/office/drawing/2014/chartex" xmlns:cx1="http://schemas.microsoft.com/office/drawing/2015/9/8/chartex" xmlns:cx2="http://schemas.microsoft.com/office/drawing/2015/10/21/chartex" xmlns:cx3="http://schemas.microsoft.com/office/drawing/2016/5/9/chartex" xmlns:cx4="http://schemas.microsoft.com/office/drawing/2016/5/10/chartex" xmlns:cx5="http://schemas.microsoft.com/office/drawing/2016/5/11/chartex" xmlns:cx6="http://schemas.microsoft.com/office/drawing/2016/5/12/chartex" xmlns:cx7="http://schemas.microsoft.com/office/drawing/2016/5/13/chartex" xmlns:cx8="http://schemas.microsoft.com/office/drawing/2016/5/14/chartex" xmlns:mc="http://schemas.openxmlformats.org/markup-compatibility/2006" xmlns:aink="http://schemas.microsoft.com/office/drawing/2016/ink" xmlns:am3d="http://schemas.microsoft.com/office/drawing/2017/model3d" xmlns:o="urn:schemas-microsoft-com:office:office" xmlns:oel="http://schemas.microsoft.com/office/2019/extlst" xmlns:r="http://schemas.openxmlformats.org/officeDocument/2006/relationships" xmlns:m="http://schemas.openxmlformats.org/officeDocument/2006/math" xmlns:v="urn:schemas-microsoft-com:vml" xmlns:wp14="http://schemas.microsoft.com/office/word/2010/wordprocessingDrawing" xmlns:wp="http://schemas.openxmlformats.org/drawingml/2006/wordprocessingDrawing" xmlns:w10="urn:schemas-microsoft-com:office:word" xmlns:w="http://schemas.openxmlformats.org/wordprocessingml/2006/main" xmlns:w14="http://schemas.microsoft.com/office/word/2010/wordml" xmlns:w15="http://schemas.microsoft.com/office/word/2012/wordml" xmlns:w16cex="http://schemas.microsoft.com/office/word/2018/wordml/cex" xmlns:w16cid="http://schemas.microsoft.com/office/word/2016/wordml/cid" xmlns:w16="http://schemas.microsoft.com/office/word/2018/wordml" xmlns:w16du="http://schemas.microsoft.com/office/word/2023/wordml/word16du" xmlns:w16sdtdh="http://schemas.microsoft.com/office/word/2020/wordml/sdtdatahash" xmlns:w16sdtfl="http://schemas.microsoft.com/office/word/2024/wordml/sdtformatlock" xmlns:w16se="http://schemas.microsoft.com/office/word/2015/wordml/symex" xmlns:wpg="http://schemas.microsoft.com/office/word/2010/wordprocessingGroup" xmlns:wpi="http://schemas.microsoft.com/office/word/2010/wordprocessingInk" xmlns:wne="http://schemas.microsoft.com/office/word/2006/wordml" xmlns:wps="http://schemas.microsoft.com/office/word/2010/wordprocessingShape" mc:Ignorable="w14 w15 w16se w16cid w16 w16cex w16sdtdh w16sdtfl w16du wp14">
   <w:p>
     <w:pPr>
       <w:pStyle w:val="Header"/>
@@ -442,7 +451,7 @@
 </file>
 
 <file path=word/header2.xml><?xml version="1.0" encoding="utf-8"?>
-<w:hdr xmlns:wpc="http://schemas.microsoft.com/office/word/2010/wordprocessingCanvas" xmlns:cx="http://schemas.microsoft.com/office/drawing/2014/chartex" xmlns:cx1="http://schemas.microsoft.com/office/drawing/2015/9/8/chartex" xmlns:cx2="http://schemas.microsoft.com/office/drawing/2015/10/21/chartex" xmlns:cx3="http://schemas.microsoft.com/office/drawing/2016/5/9/chartex" xmlns:cx4="http://schemas.microsoft.com/office/drawing/2016/5/10/chartex" xmlns:cx5="http://schemas.microsoft.com/office/drawing/2016/5/11/chartex" xmlns:cx6="http://schemas.microsoft.com/office/drawing/2016/5/12/chartex" xmlns:cx7="http://schemas.microsoft.com/office/drawing/2016/5/13/chartex" xmlns:cx8="http://schemas.microsoft.com/office/drawing/2016/5/14/chartex" xmlns:mc="http://schemas.openxmlformats.org/markup-compatibility/2006" xmlns:aink="http://schemas.microsoft.com/office/drawing/2016/ink" xmlns:am3d="http://schemas.microsoft.com/office/drawing/2017/model3d" xmlns:o="urn:schemas-microsoft-com:office:office" xmlns:oel="http://schemas.microsoft.com/office/2019/extlst" xmlns:r="http://schemas.openxmlformats.org/officeDocument/2006/relationships" xmlns:m="http://schemas.openxmlformats.org/officeDocument/2006/math" xmlns:v="urn:schemas-microsoft-com:vml" xmlns:wp14="http://schemas.microsoft.com/office/word/2010/wordprocessingDrawing" xmlns:wp="http://schemas.openxmlformats.org/drawingml/2006/wordprocessingDrawing" xmlns:w10="urn:schemas-microsoft-com:office:word" xmlns:w="http://schemas.openxmlformats.org/wordprocessingml/2006/main" xmlns:w14="http://schemas.microsoft.com/office/word/2010/wordml" xmlns:w15="http://schemas.microsoft.com/office/word/2012/wordml" xmlns:w16cex="http://schemas.microsoft.com/office/word/2018/wordml/cex" xmlns:w16cid="http://schemas.microsoft.com/office/word/2016/wordml/cid" xmlns:w16="http://schemas.microsoft.com/office/word/2018/wordml" xmlns:w16sdtdh="http://schemas.microsoft.com/office/word/2020/wordml/sdtdatahash" xmlns:w16se="http://schemas.microsoft.com/office/word/2015/wordml/symex" xmlns:wpg="http://schemas.microsoft.com/office/word/2010/wordprocessingGroup" xmlns:wpi="http://schemas.microsoft.com/office/word/2010/wordprocessingInk" xmlns:wne="http://schemas.microsoft.com/office/word/2006/wordml" xmlns:wps="http://schemas.microsoft.com/office/word/2010/wordprocessingShape" mc:Ignorable="w14 w15 w16se w16cid w16 w16cex w16sdtdh wp14">
+<w:hdr xmlns:wpc="http://schemas.microsoft.com/office/word/2010/wordprocessingCanvas" xmlns:cx="http://schemas.microsoft.com/office/drawing/2014/chartex" xmlns:cx1="http://schemas.microsoft.com/office/drawing/2015/9/8/chartex" xmlns:cx2="http://schemas.microsoft.com/office/drawing/2015/10/21/chartex" xmlns:cx3="http://schemas.microsoft.com/office/drawing/2016/5/9/chartex" xmlns:cx4="http://schemas.microsoft.com/office/drawing/2016/5/10/chartex" xmlns:cx5="http://schemas.microsoft.com/office/drawing/2016/5/11/chartex" xmlns:cx6="http://schemas.microsoft.com/office/drawing/2016/5/12/chartex" xmlns:cx7="http://schemas.microsoft.com/office/drawing/2016/5/13/chartex" xmlns:cx8="http://schemas.microsoft.com/office/drawing/2016/5/14/chartex" xmlns:mc="http://schemas.openxmlformats.org/markup-compatibility/2006" xmlns:aink="http://schemas.microsoft.com/office/drawing/2016/ink" xmlns:am3d="http://schemas.microsoft.com/office/drawing/2017/model3d" xmlns:o="urn:schemas-microsoft-com:office:office" xmlns:oel="http://schemas.microsoft.com/office/2019/extlst" xmlns:r="http://schemas.openxmlformats.org/officeDocument/2006/relationships" xmlns:m="http://schemas.openxmlformats.org/officeDocument/2006/math" xmlns:v="urn:schemas-microsoft-com:vml" xmlns:wp14="http://schemas.microsoft.com/office/word/2010/wordprocessingDrawing" xmlns:wp="http://schemas.openxmlformats.org/drawingml/2006/wordprocessingDrawing" xmlns:w10="urn:schemas-microsoft-com:office:word" xmlns:w="http://schemas.openxmlformats.org/wordprocessingml/2006/main" xmlns:w14="http://schemas.microsoft.com/office/word/2010/wordml" xmlns:w15="http://schemas.microsoft.com/office/word/2012/wordml" xmlns:w16cex="http://schemas.microsoft.com/office/word/2018/wordml/cex" xmlns:w16cid="http://schemas.microsoft.com/office/word/2016/wordml/cid" xmlns:w16="http://schemas.microsoft.com/office/word/2018/wordml" xmlns:w16du="http://schemas.microsoft.com/office/word/2023/wordml/word16du" xmlns:w16sdtdh="http://schemas.microsoft.com/office/word/2020/wordml/sdtdatahash" xmlns:w16sdtfl="http://schemas.microsoft.com/office/word/2024/wordml/sdtformatlock" xmlns:w16se="http://schemas.microsoft.com/office/word/2015/wordml/symex" xmlns:wpg="http://schemas.microsoft.com/office/word/2010/wordprocessingGroup" xmlns:wpi="http://schemas.microsoft.com/office/word/2010/wordprocessingInk" xmlns:wne="http://schemas.microsoft.com/office/word/2006/wordml" xmlns:wps="http://schemas.microsoft.com/office/word/2010/wordprocessingShape" mc:Ignorable="w14 w15 w16se w16cid w16 w16cex w16sdtdh w16sdtfl w16du wp14">
   <w:p>
     <w:pPr>
       <w:pStyle w:val="Header"/>
@@ -453,7 +462,7 @@
 </file>
 
 <file path=word/header3.xml><?xml version="1.0" encoding="utf-8"?>
-<w:hdr xmlns:wpc="http://schemas.microsoft.com/office/word/2010/wordprocessingCanvas" xmlns:cx="http://schemas.microsoft.com/office/drawing/2014/chartex" xmlns:cx1="http://schemas.microsoft.com/office/drawing/2015/9/8/chartex" xmlns:cx2="http://schemas.microsoft.com/office/drawing/2015/10/21/chartex" xmlns:cx3="http://schemas.microsoft.com/office/drawing/2016/5/9/chartex" xmlns:cx4="http://schemas.microsoft.com/office/drawing/2016/5/10/chartex" xmlns:cx5="http://schemas.microsoft.com/office/drawing/2016/5/11/chartex" xmlns:cx6="http://schemas.microsoft.com/office/drawing/2016/5/12/chartex" xmlns:cx7="http://schemas.microsoft.com/office/drawing/2016/5/13/chartex" xmlns:cx8="http://schemas.microsoft.com/office/drawing/2016/5/14/chartex" xmlns:mc="http://schemas.openxmlformats.org/markup-compatibility/2006" xmlns:aink="http://schemas.microsoft.com/office/drawing/2016/ink" xmlns:am3d="http://schemas.microsoft.com/office/drawing/2017/model3d" xmlns:o="urn:schemas-microsoft-com:office:office" xmlns:oel="http://schemas.microsoft.com/office/2019/extlst" xmlns:r="http://schemas.openxmlformats.org/officeDocument/2006/relationships" xmlns:m="http://schemas.openxmlformats.org/officeDocument/2006/math" xmlns:v="urn:schemas-microsoft-com:vml" xmlns:wp14="http://schemas.microsoft.com/office/word/2010/wordprocessingDrawing" xmlns:wp="http://schemas.openxmlformats.org/drawingml/2006/wordprocessingDrawing" xmlns:w10="urn:schemas-microsoft-com:office:word" xmlns:w="http://schemas.openxmlformats.org/wordprocessingml/2006/main" xmlns:w14="http://schemas.microsoft.com/office/word/2010/wordml" xmlns:w15="http://schemas.microsoft.com/office/word/2012/wordml" xmlns:w16cex="http://schemas.microsoft.com/office/word/2018/wordml/cex" xmlns:w16cid="http://schemas.microsoft.com/office/word/2016/wordml/cid" xmlns:w16="http://schemas.microsoft.com/office/word/2018/wordml" xmlns:w16sdtdh="http://schemas.microsoft.com/office/word/2020/wordml/sdtdatahash" xmlns:w16se="http://schemas.microsoft.com/office/word/2015/wordml/symex" xmlns:wpg="http://schemas.microsoft.com/office/word/2010/wordprocessingGroup" xmlns:wpi="http://schemas.microsoft.com/office/word/2010/wordprocessingInk" xmlns:wne="http://schemas.microsoft.com/office/word/2006/wordml" xmlns:wps="http://schemas.microsoft.com/office/word/2010/wordprocessingShape" mc:Ignorable="w14 w15 w16se w16cid w16 w16cex w16sdtdh wp14">
+<w:hdr xmlns:wpc="http://schemas.microsoft.com/office/word/2010/wordprocessingCanvas" xmlns:cx="http://schemas.microsoft.com/office/drawing/2014/chartex" xmlns:cx1="http://schemas.microsoft.com/office/drawing/2015/9/8/chartex" xmlns:cx2="http://schemas.microsoft.com/office/drawing/2015/10/21/chartex" xmlns:cx3="http://schemas.microsoft.com/office/drawing/2016/5/9/chartex" xmlns:cx4="http://schemas.microsoft.com/office/drawing/2016/5/10/chartex" xmlns:cx5="http://schemas.microsoft.com/office/drawing/2016/5/11/chartex" xmlns:cx6="http://schemas.microsoft.com/office/drawing/2016/5/12/chartex" xmlns:cx7="http://schemas.microsoft.com/office/drawing/2016/5/13/chartex" xmlns:cx8="http://schemas.microsoft.com/office/drawing/2016/5/14/chartex" xmlns:mc="http://schemas.openxmlformats.org/markup-compatibility/2006" xmlns:aink="http://schemas.microsoft.com/office/drawing/2016/ink" xmlns:am3d="http://schemas.microsoft.com/office/drawing/2017/model3d" xmlns:o="urn:schemas-microsoft-com:office:office" xmlns:oel="http://schemas.microsoft.com/office/2019/extlst" xmlns:r="http://schemas.openxmlformats.org/officeDocument/2006/relationships" xmlns:m="http://schemas.openxmlformats.org/officeDocument/2006/math" xmlns:v="urn:schemas-microsoft-com:vml" xmlns:wp14="http://schemas.microsoft.com/office/word/2010/wordprocessingDrawing" xmlns:wp="http://schemas.openxmlformats.org/drawingml/2006/wordprocessingDrawing" xmlns:w10="urn:schemas-microsoft-com:office:word" xmlns:w="http://schemas.openxmlformats.org/wordprocessingml/2006/main" xmlns:w14="http://schemas.microsoft.com/office/word/2010/wordml" xmlns:w15="http://schemas.microsoft.com/office/word/2012/wordml" xmlns:w16cex="http://schemas.microsoft.com/office/word/2018/wordml/cex" xmlns:w16cid="http://schemas.microsoft.com/office/word/2016/wordml/cid" xmlns:w16="http://schemas.microsoft.com/office/word/2018/wordml" xmlns:w16du="http://schemas.microsoft.com/office/word/2023/wordml/word16du" xmlns:w16sdtdh="http://schemas.microsoft.com/office/word/2020/wordml/sdtdatahash" xmlns:w16sdtfl="http://schemas.microsoft.com/office/word/2024/wordml/sdtformatlock" xmlns:w16se="http://schemas.microsoft.com/office/word/2015/wordml/symex" xmlns:wpg="http://schemas.microsoft.com/office/word/2010/wordprocessingGroup" xmlns:wpi="http://schemas.microsoft.com/office/word/2010/wordprocessingInk" xmlns:wne="http://schemas.microsoft.com/office/word/2006/wordml" xmlns:wps="http://schemas.microsoft.com/office/word/2010/wordprocessingShape" mc:Ignorable="w14 w15 w16se w16cid w16 w16cex w16sdtdh w16sdtfl w16du wp14">
   <w:p>
     <w:pPr>
       <w:pStyle w:val="Header"/>
@@ -462,7 +471,7 @@
     <w:r>
       <w:tab/>
       <w:tab/>
-      <w:t>2026-06-17</w:t>
+      <w:t>2026-06-18</w:t>
       <w:br/>
       <w:br/>
     </w:r>
@@ -475,7 +484,7 @@
 </file>
 
 <file path=word/numbering.xml><?xml version="1.0" encoding="utf-8"?>
-<w:numbering xmlns:wpc="http://schemas.microsoft.com/office/word/2010/wordprocessingCanvas" xmlns:cx="http://schemas.microsoft.com/office/drawing/2014/chartex" xmlns:cx1="http://schemas.microsoft.com/office/drawing/2015/9/8/chartex" xmlns:cx2="http://schemas.microsoft.com/office/drawing/2015/10/21/chartex" xmlns:cx3="http://schemas.microsoft.com/office/drawing/2016/5/9/chartex" xmlns:cx4="http://schemas.microsoft.com/office/drawing/2016/5/10/chartex" xmlns:cx5="http://schemas.microsoft.com/office/drawing/2016/5/11/chartex" xmlns:cx6="http://schemas.microsoft.com/office/drawing/2016/5/12/chartex" xmlns:cx7="http://schemas.microsoft.com/office/drawing/2016/5/13/chartex" xmlns:cx8="http://schemas.microsoft.com/office/drawing/2016/5/14/chartex" xmlns:mc="http://schemas.openxmlformats.org/markup-compatibility/2006" xmlns:aink="http://schemas.microsoft.com/office/drawing/2016/ink" xmlns:am3d="http://schemas.microsoft.com/office/drawing/2017/model3d" xmlns:o="urn:schemas-microsoft-com:office:office" xmlns:oel="http://schemas.microsoft.com/office/2019/extlst" xmlns:r="http://schemas.openxmlformats.org/officeDocument/2006/relationships" xmlns:m="http://schemas.openxmlformats.org/officeDocument/2006/math" xmlns:v="urn:schemas-microsoft-com:vml" xmlns:wp14="http://schemas.microsoft.com/office/word/2010/wordprocessingDrawing" xmlns:wp="http://schemas.openxmlformats.org/drawingml/2006/wordprocessingDrawing" xmlns:w10="urn:schemas-microsoft-com:office:word" xmlns:w="http://schemas.openxmlformats.org/wordprocessingml/2006/main" xmlns:w14="http://schemas.microsoft.com/office/word/2010/wordml" xmlns:w15="http://schemas.microsoft.com/office/word/2012/wordml" xmlns:w16cex="http://schemas.microsoft.com/office/word/2018/wordml/cex" xmlns:w16cid="http://schemas.microsoft.com/office/word/2016/wordml/cid" xmlns:w16="http://schemas.microsoft.com/office/word/2018/wordml" xmlns:w16sdtdh="http://schemas.microsoft.com/office/word/2020/wordml/sdtdatahash" xmlns:w16se="http://schemas.microsoft.com/office/word/2015/wordml/symex" xmlns:wpg="http://schemas.microsoft.com/office/word/2010/wordprocessingGroup" xmlns:wpi="http://schemas.microsoft.com/office/word/2010/wordprocessingInk" xmlns:wne="http://schemas.microsoft.com/office/word/2006/wordml" xmlns:wps="http://schemas.microsoft.com/office/word/2010/wordprocessingShape" mc:Ignorable="w14 w15 w16se w16cid w16 w16cex w16sdtdh wp14">
+<w:numbering xmlns:wpc="http://schemas.microsoft.com/office/word/2010/wordprocessingCanvas" xmlns:cx="http://schemas.microsoft.com/office/drawing/2014/chartex" xmlns:cx1="http://schemas.microsoft.com/office/drawing/2015/9/8/chartex" xmlns:cx2="http://schemas.microsoft.com/office/drawing/2015/10/21/chartex" xmlns:cx3="http://schemas.microsoft.com/office/drawing/2016/5/9/chartex" xmlns:cx4="http://schemas.microsoft.com/office/drawing/2016/5/10/chartex" xmlns:cx5="http://schemas.microsoft.com/office/drawing/2016/5/11/chartex" xmlns:cx6="http://schemas.microsoft.com/office/drawing/2016/5/12/chartex" xmlns:cx7="http://schemas.microsoft.com/office/drawing/2016/5/13/chartex" xmlns:cx8="http://schemas.microsoft.com/office/drawing/2016/5/14/chartex" xmlns:mc="http://schemas.openxmlformats.org/markup-compatibility/2006" xmlns:aink="http://schemas.microsoft.com/office/drawing/2016/ink" xmlns:am3d="http://schemas.microsoft.com/office/drawing/2017/model3d" xmlns:o="urn:schemas-microsoft-com:office:office" xmlns:oel="http://schemas.microsoft.com/office/2019/extlst" xmlns:r="http://schemas.openxmlformats.org/officeDocument/2006/relationships" xmlns:m="http://schemas.openxmlformats.org/officeDocument/2006/math" xmlns:v="urn:schemas-microsoft-com:vml" xmlns:wp14="http://schemas.microsoft.com/office/word/2010/wordprocessingDrawing" xmlns:wp="http://schemas.openxmlformats.org/drawingml/2006/wordprocessingDrawing" xmlns:w10="urn:schemas-microsoft-com:office:word" xmlns:w="http://schemas.openxmlformats.org/wordprocessingml/2006/main" xmlns:w14="http://schemas.microsoft.com/office/word/2010/wordml" xmlns:w15="http://schemas.microsoft.com/office/word/2012/wordml" xmlns:w16cex="http://schemas.microsoft.com/office/word/2018/wordml/cex" xmlns:w16cid="http://schemas.microsoft.com/office/word/2016/wordml/cid" xmlns:w16="http://schemas.microsoft.com/office/word/2018/wordml" xmlns:w16du="http://schemas.microsoft.com/office/word/2023/wordml/word16du" xmlns:w16sdtdh="http://schemas.microsoft.com/office/word/2020/wordml/sdtdatahash" xmlns:w16sdtfl="http://schemas.microsoft.com/office/word/2024/wordml/sdtformatlock" xmlns:w16se="http://schemas.microsoft.com/office/word/2015/wordml/symex" xmlns:wpg="http://schemas.microsoft.com/office/word/2010/wordprocessingGroup" xmlns:wpi="http://schemas.microsoft.com/office/word/2010/wordprocessingInk" xmlns:wne="http://schemas.microsoft.com/office/word/2006/wordml" xmlns:wps="http://schemas.microsoft.com/office/word/2010/wordprocessingShape" mc:Ignorable="w14 w15 w16se w16cid w16 w16cex w16sdtdh w16sdtfl w16du wp14">
   <w:abstractNum w:abstractNumId="0" w15:restartNumberingAfterBreak="0">
     <w:nsid w:val="FFFFFF7C"/>
     <w:multiLevelType w:val="singleLevel"/>
@@ -678,7 +687,7 @@
 </file>
 
 <file path=word/styles.xml><?xml version="1.0" encoding="utf-8"?>
-<w:styles xmlns:mc="http://schemas.openxmlformats.org/markup-compatibility/2006" xmlns:r="http://schemas.openxmlformats.org/officeDocument/2006/relationships" xmlns:w="http://schemas.openxmlformats.org/wordprocessingml/2006/main" xmlns:w14="http://schemas.microsoft.com/office/word/2010/wordml" xmlns:w15="http://schemas.microsoft.com/office/word/2012/wordml" xmlns:w16cex="http://schemas.microsoft.com/office/word/2018/wordml/cex" xmlns:w16cid="http://schemas.microsoft.com/office/word/2016/wordml/cid" xmlns:w16="http://schemas.microsoft.com/office/word/2018/wordml" xmlns:w16sdtdh="http://schemas.microsoft.com/office/word/2020/wordml/sdtdatahash" xmlns:w16se="http://schemas.microsoft.com/office/word/2015/wordml/symex" mc:Ignorable="w14 w15 w16se w16cid w16 w16cex w16sdtdh">
+<w:styles xmlns:mc="http://schemas.openxmlformats.org/markup-compatibility/2006" xmlns:r="http://schemas.openxmlformats.org/officeDocument/2006/relationships" xmlns:w="http://schemas.openxmlformats.org/wordprocessingml/2006/main" xmlns:w14="http://schemas.microsoft.com/office/word/2010/wordml" xmlns:w15="http://schemas.microsoft.com/office/word/2012/wordml" xmlns:w16cex="http://schemas.microsoft.com/office/word/2018/wordml/cex" xmlns:w16cid="http://schemas.microsoft.com/office/word/2016/wordml/cid" xmlns:w16="http://schemas.microsoft.com/office/word/2018/wordml" xmlns:w16du="http://schemas.microsoft.com/office/word/2023/wordml/word16du" xmlns:w16sdtdh="http://schemas.microsoft.com/office/word/2020/wordml/sdtdatahash" xmlns:w16sdtfl="http://schemas.microsoft.com/office/word/2024/wordml/sdtformatlock" xmlns:w16se="http://schemas.microsoft.com/office/word/2015/wordml/symex" mc:Ignorable="w14 w15 w16se w16cid w16 w16cex w16sdtdh w16sdtfl w16du">
   <w:docDefaults>
     <w:rPrDefault>
       <w:rPr>
@@ -1436,7 +1445,7 @@
     <w:link w:val="TitleChar"/>
     <w:uiPriority w:val="10"/>
     <w:qFormat/>
-    <w:rsid w:val="007106C8"/>
+    <w:rsid w:val="00E854FA"/>
     <w:pPr>
       <w:spacing w:after="300" w:line="240" w:lineRule="auto"/>
       <w:contextualSpacing/>
@@ -1446,7 +1455,7 @@
       <w:rFonts w:eastAsiaTheme="majorEastAsia" w:cstheme="majorBidi"/>
       <w:spacing w:val="5"/>
       <w:kern w:val="28"/>
-      <w:sz w:val="52"/>
+      <w:sz w:val="40"/>
       <w:szCs w:val="52"/>
       <w:lang w:val="sv-SE" w:eastAsia="en-US" w:bidi="ar-SA"/>
     </w:rPr>
@@ -1456,12 +1465,12 @@
     <w:basedOn w:val="DefaultParagraphFont"/>
     <w:link w:val="Title"/>
     <w:uiPriority w:val="10"/>
-    <w:rsid w:val="007106C8"/>
+    <w:rsid w:val="00E854FA"/>
     <w:rPr>
       <w:rFonts w:ascii="Times New Roman" w:eastAsiaTheme="majorEastAsia" w:hAnsi="Times New Roman" w:cstheme="majorBidi"/>
       <w:spacing w:val="5"/>
       <w:kern w:val="28"/>
-      <w:sz w:val="52"/>
+      <w:sz w:val="40"/>
       <w:szCs w:val="52"/>
       <w:lang w:val="sv-SE" w:eastAsia="en-US" w:bidi="ar-SA"/>
     </w:rPr>

--- a/tillsyn/A 50654-2025 tillsynsbegäran.docx
+++ b/tillsyn/A 50654-2025 tillsynsbegäran.docx
@@ -471,7 +471,7 @@
     <w:r>
       <w:tab/>
       <w:tab/>
-      <w:t>2026-06-18</w:t>
+      <w:t>2026-06-19</w:t>
       <w:br/>
       <w:br/>
     </w:r>

--- a/tillsyn/A 50654-2025 tillsynsbegäran.docx
+++ b/tillsyn/A 50654-2025 tillsynsbegäran.docx
@@ -471,7 +471,7 @@
     <w:r>
       <w:tab/>
       <w:tab/>
-      <w:t>2026-06-19</w:t>
+      <w:t>2026-06-20</w:t>
       <w:br/>
       <w:br/>
     </w:r>

--- a/tillsyn/A 50654-2025 tillsynsbegäran.docx
+++ b/tillsyn/A 50654-2025 tillsynsbegäran.docx
@@ -12,10 +12,7 @@
     </w:p>
     <w:p>
       <w:r>
-        <w:t>Detta dokument behandlar höga naturvärden i avverkningsanmälan A 50654-2025 i Ljusdals kommun som inkom 2025-10-15 och omfattar 6,3 ha.</w:t>
-      </w:r>
-      <w:r>
-        <w:t xml:space="preserve"> I Figur 1 visas fyndplatser för naturvårdsarter i området, som finns registrerade på Artportalen.</w:t>
+        <w:t>Denna tillsynsbegäran behandlar höga naturvärden i avverkningsanmälan A 50654-2025 i Ljusdals kommun som inkom 2025-10-15 och omfattar 6,3 ha.</w:t>
       </w:r>
     </w:p>
     <w:p>
@@ -63,7 +60,20 @@
         <w:spacing w:after="240"/>
       </w:pPr>
       <w:r>
-        <w:t>Figur 1. Fyndplatser för naturvårdsarter i och inom 8 meter från avverkningsanmälan (röd linje). Inom parentes anges rödlistekategorier, S för signalarter, Tför typiska arter och fridlysningsparagrafer i artskyddsförordningen.Markörer utan svart kant är placerade på fyndplatsen. Markörer med svart kant är placerade vid sidan av fyndplatsen och har ett svart streck som visar fyndplatsens exakta position. Kartans mittpunktskoordinat är N 6841244, E 478585 i SWEREF 99 TM.</w:t>
+        <w:t>Figur 1. Fyndplatser för naturvårdsarter i och inom 8 meter från avverkningsanmälan. Markörer utan svart kant är placerade på fyndplatsen. Markörer med svart kant är placerade vid sidan av fyndplatsen har ett svart streck som visar fyndplatsens exakta position. Kartans mittpunktskoordinat är N 6841244, E 478585 i SWEREF 99 TM.</w:t>
+      </w:r>
+    </w:p>
+    <w:p>
+      <w:r>
+        <w:t>I och inom 8 meter från avverkningsanmälan finns fynd av 3 naturvårdsarter, varav 3 är rödlistade och 3 är typiska (T): garnlav (VU, T), lunglav (NT, T) och skrovellav (NT, T). Se Figur 1.</w:t>
+      </w:r>
+    </w:p>
+    <w:p>
+      <w:pPr>
+        <w:pStyle w:val="Heading1"/>
+      </w:pPr>
+      <w:r>
+        <w:t>Tillsynsbegäran</w:t>
       </w:r>
     </w:p>
     <w:p>
@@ -77,26 +87,16 @@
       </w:r>
     </w:p>
     <w:p>
-      <w:r>
-        <w:t>Nedan beskrivs fynd av naturvårdsarter som gjorts i det avverkningsanmälda området. I BILAGA 1 finns artfakta om rödlistade arter.</w:t>
-      </w:r>
-    </w:p>
-    <w:p>
       <w:pPr>
         <w:pStyle w:val="Heading1"/>
       </w:pPr>
       <w:r>
-        <w:t>Naturvårdsarter</w:t>
+        <w:t>Naturvårdsarter och fridlysta arter</w:t>
       </w:r>
     </w:p>
     <w:p>
       <w:r>
-        <w:t>I och inom 8 meter från avverkningsanmälan har följande 3 naturvårdsarter hittats: garnlav (VU, T), lunglav (NT, T) och skrovellav (NT, T). Av dessa är 3 rödlistade. För rödlistade arter har rödlistekategorin angivits inom parentes. Typiska arter inom Natura 2000 som är kopplade till skogsekosystem har markerats med (T).</w:t>
-      </w:r>
-    </w:p>
-    <w:p>
-      <w:r>
-        <w:t>De påträffade naturvårdsarterna är ett tydligt kvitto på att det rör sig om en skog med höga naturvärden.</w:t>
+        <w:t>Nedan följer beskrivningar av de naturvårdsarter och fridlysta arter som har sina livsmiljöer och växtplatser i den avverkningsanmälda skogen. Se även ytterligare artfakta i BILAGA 1. De påträffade naturvårdsarterna är ett tydligt kvitto på att det rör sig om en skog med höga naturvärden.</w:t>
       </w:r>
     </w:p>
     <w:p>
@@ -471,7 +471,7 @@
     <w:r>
       <w:tab/>
       <w:tab/>
-      <w:t>2026-06-20</w:t>
+      <w:t>2026-06-21</w:t>
       <w:br/>
       <w:br/>
     </w:r>

--- a/tillsyn/A 50654-2025 tillsynsbegäran.docx
+++ b/tillsyn/A 50654-2025 tillsynsbegäran.docx
@@ -471,7 +471,7 @@
     <w:r>
       <w:tab/>
       <w:tab/>
-      <w:t>2026-06-21</w:t>
+      <w:t>2026-06-22</w:t>
       <w:br/>
       <w:br/>
     </w:r>

--- a/tillsyn/A 50654-2025 tillsynsbegäran.docx
+++ b/tillsyn/A 50654-2025 tillsynsbegäran.docx
@@ -471,7 +471,7 @@
     <w:r>
       <w:tab/>
       <w:tab/>
-      <w:t>2026-06-22</w:t>
+      <w:t>2026-06-23</w:t>
       <w:br/>
       <w:br/>
     </w:r>

--- a/tillsyn/A 50654-2025 tillsynsbegäran.docx
+++ b/tillsyn/A 50654-2025 tillsynsbegäran.docx
@@ -471,7 +471,7 @@
     <w:r>
       <w:tab/>
       <w:tab/>
-      <w:t>2026-06-23</w:t>
+      <w:t>2026-06-24</w:t>
       <w:br/>
       <w:br/>
     </w:r>

--- a/tillsyn/A 50654-2025 tillsynsbegäran.docx
+++ b/tillsyn/A 50654-2025 tillsynsbegäran.docx
@@ -471,7 +471,7 @@
     <w:r>
       <w:tab/>
       <w:tab/>
-      <w:t>2026-06-24</w:t>
+      <w:t>2026-06-25</w:t>
       <w:br/>
       <w:br/>
     </w:r>

--- a/tillsyn/A 50654-2025 tillsynsbegäran.docx
+++ b/tillsyn/A 50654-2025 tillsynsbegäran.docx
@@ -471,7 +471,7 @@
     <w:r>
       <w:tab/>
       <w:tab/>
-      <w:t>2026-06-25</w:t>
+      <w:t>2026-06-26</w:t>
       <w:br/>
       <w:br/>
     </w:r>

--- a/tillsyn/A 50654-2025 tillsynsbegäran.docx
+++ b/tillsyn/A 50654-2025 tillsynsbegäran.docx
@@ -471,7 +471,7 @@
     <w:r>
       <w:tab/>
       <w:tab/>
-      <w:t>2026-06-26</w:t>
+      <w:t>2026-06-27</w:t>
       <w:br/>
       <w:br/>
     </w:r>

--- a/tillsyn/A 50654-2025 tillsynsbegäran.docx
+++ b/tillsyn/A 50654-2025 tillsynsbegäran.docx
@@ -471,7 +471,7 @@
     <w:r>
       <w:tab/>
       <w:tab/>
-      <w:t>2026-06-27</w:t>
+      <w:t>2026-06-28</w:t>
       <w:br/>
       <w:br/>
     </w:r>

--- a/tillsyn/A 50654-2025 tillsynsbegäran.docx
+++ b/tillsyn/A 50654-2025 tillsynsbegäran.docx
@@ -471,7 +471,7 @@
     <w:r>
       <w:tab/>
       <w:tab/>
-      <w:t>2026-06-28</w:t>
+      <w:t>2026-06-29</w:t>
       <w:br/>
       <w:br/>
     </w:r>

--- a/tillsyn/A 50654-2025 tillsynsbegäran.docx
+++ b/tillsyn/A 50654-2025 tillsynsbegäran.docx
@@ -471,7 +471,7 @@
     <w:r>
       <w:tab/>
       <w:tab/>
-      <w:t>2026-06-29</w:t>
+      <w:t>2026-06-30</w:t>
       <w:br/>
       <w:br/>
     </w:r>

--- a/tillsyn/A 50654-2025 tillsynsbegäran.docx
+++ b/tillsyn/A 50654-2025 tillsynsbegäran.docx
@@ -471,7 +471,7 @@
     <w:r>
       <w:tab/>
       <w:tab/>
-      <w:t>2026-06-30</w:t>
+      <w:t>2026-07-01</w:t>
       <w:br/>
       <w:br/>
     </w:r>

--- a/tillsyn/A 50654-2025 tillsynsbegäran.docx
+++ b/tillsyn/A 50654-2025 tillsynsbegäran.docx
@@ -471,7 +471,7 @@
     <w:r>
       <w:tab/>
       <w:tab/>
-      <w:t>2026-07-01</w:t>
+      <w:t>2026-07-02</w:t>
       <w:br/>
       <w:br/>
     </w:r>

--- a/tillsyn/A 50654-2025 tillsynsbegäran.docx
+++ b/tillsyn/A 50654-2025 tillsynsbegäran.docx
@@ -471,7 +471,7 @@
     <w:r>
       <w:tab/>
       <w:tab/>
-      <w:t>2026-07-13</w:t>
+      <w:t>2026-07-14</w:t>
       <w:br/>
       <w:br/>
     </w:r>

--- a/tillsyn/A 50654-2025 tillsynsbegäran.docx
+++ b/tillsyn/A 50654-2025 tillsynsbegäran.docx
@@ -471,7 +471,7 @@
     <w:r>
       <w:tab/>
       <w:tab/>
-      <w:t>2026-07-14</w:t>
+      <w:t>2026-07-15</w:t>
       <w:br/>
       <w:br/>
     </w:r>

--- a/tillsyn/A 50654-2025 tillsynsbegäran.docx
+++ b/tillsyn/A 50654-2025 tillsynsbegäran.docx
@@ -471,7 +471,7 @@
     <w:r>
       <w:tab/>
       <w:tab/>
-      <w:t>2026-07-15</w:t>
+      <w:t>2026-07-16</w:t>
       <w:br/>
       <w:br/>
     </w:r>

--- a/tillsyn/A 50654-2025 tillsynsbegäran.docx
+++ b/tillsyn/A 50654-2025 tillsynsbegäran.docx
@@ -471,7 +471,7 @@
     <w:r>
       <w:tab/>
       <w:tab/>
-      <w:t>2026-07-16</w:t>
+      <w:t>2026-07-17</w:t>
       <w:br/>
       <w:br/>
     </w:r>

--- a/tillsyn/A 50654-2025 tillsynsbegäran.docx
+++ b/tillsyn/A 50654-2025 tillsynsbegäran.docx
@@ -471,7 +471,7 @@
     <w:r>
       <w:tab/>
       <w:tab/>
-      <w:t>2026-07-17</w:t>
+      <w:t>2026-07-18</w:t>
       <w:br/>
       <w:br/>
     </w:r>

--- a/tillsyn/A 50654-2025 tillsynsbegäran.docx
+++ b/tillsyn/A 50654-2025 tillsynsbegäran.docx
@@ -471,7 +471,7 @@
     <w:r>
       <w:tab/>
       <w:tab/>
-      <w:t>2026-07-18</w:t>
+      <w:t>2026-07-19</w:t>
       <w:br/>
       <w:br/>
     </w:r>

--- a/tillsyn/A 50654-2025 tillsynsbegäran.docx
+++ b/tillsyn/A 50654-2025 tillsynsbegäran.docx
@@ -471,7 +471,7 @@
     <w:r>
       <w:tab/>
       <w:tab/>
-      <w:t>2026-07-19</w:t>
+      <w:t>2026-07-20</w:t>
       <w:br/>
       <w:br/>
     </w:r>

--- a/tillsyn/A 50654-2025 tillsynsbegäran.docx
+++ b/tillsyn/A 50654-2025 tillsynsbegäran.docx
@@ -471,7 +471,7 @@
     <w:r>
       <w:tab/>
       <w:tab/>
-      <w:t>2026-07-20</w:t>
+      <w:t>2026-07-21</w:t>
       <w:br/>
       <w:br/>
     </w:r>

--- a/tillsyn/A 50654-2025 tillsynsbegäran.docx
+++ b/tillsyn/A 50654-2025 tillsynsbegäran.docx
@@ -471,7 +471,7 @@
     <w:r>
       <w:tab/>
       <w:tab/>
-      <w:t>2026-07-21</w:t>
+      <w:t>2026-07-22</w:t>
       <w:br/>
       <w:br/>
     </w:r>

--- a/tillsyn/A 50654-2025 tillsynsbegäran.docx
+++ b/tillsyn/A 50654-2025 tillsynsbegäran.docx
@@ -471,7 +471,7 @@
     <w:r>
       <w:tab/>
       <w:tab/>
-      <w:t>2026-07-22</w:t>
+      <w:t>2026-07-23</w:t>
       <w:br/>
       <w:br/>
     </w:r>

--- a/tillsyn/A 50654-2025 tillsynsbegäran.docx
+++ b/tillsyn/A 50654-2025 tillsynsbegäran.docx
@@ -471,7 +471,7 @@
     <w:r>
       <w:tab/>
       <w:tab/>
-      <w:t>2026-07-23</w:t>
+      <w:t>2026-07-24</w:t>
       <w:br/>
       <w:br/>
     </w:r>

--- a/tillsyn/A 50654-2025 tillsynsbegäran.docx
+++ b/tillsyn/A 50654-2025 tillsynsbegäran.docx
@@ -471,7 +471,7 @@
     <w:r>
       <w:tab/>
       <w:tab/>
-      <w:t>2026-07-24</w:t>
+      <w:t>2026-07-25</w:t>
       <w:br/>
       <w:br/>
     </w:r>

--- a/tillsyn/A 50654-2025 tillsynsbegäran.docx
+++ b/tillsyn/A 50654-2025 tillsynsbegäran.docx
@@ -471,7 +471,7 @@
     <w:r>
       <w:tab/>
       <w:tab/>
-      <w:t>2026-07-25</w:t>
+      <w:t>2026-07-26</w:t>
       <w:br/>
       <w:br/>
     </w:r>

--- a/tillsyn/A 50654-2025 tillsynsbegäran.docx
+++ b/tillsyn/A 50654-2025 tillsynsbegäran.docx
@@ -471,7 +471,7 @@
     <w:r>
       <w:tab/>
       <w:tab/>
-      <w:t>2026-07-26</w:t>
+      <w:t>2026-07-27</w:t>
       <w:br/>
       <w:br/>
     </w:r>

--- a/tillsyn/A 50654-2025 tillsynsbegäran.docx
+++ b/tillsyn/A 50654-2025 tillsynsbegäran.docx
@@ -471,7 +471,7 @@
     <w:r>
       <w:tab/>
       <w:tab/>
-      <w:t>2026-07-27</w:t>
+      <w:t>2026-07-28</w:t>
       <w:br/>
       <w:br/>
     </w:r>

--- a/tillsyn/A 50654-2025 tillsynsbegäran.docx
+++ b/tillsyn/A 50654-2025 tillsynsbegäran.docx
@@ -471,7 +471,7 @@
     <w:r>
       <w:tab/>
       <w:tab/>
-      <w:t>2026-07-28</w:t>
+      <w:t>2026-07-29</w:t>
       <w:br/>
       <w:br/>
     </w:r>

--- a/tillsyn/A 50654-2025 tillsynsbegäran.docx
+++ b/tillsyn/A 50654-2025 tillsynsbegäran.docx
@@ -471,7 +471,7 @@
     <w:r>
       <w:tab/>
       <w:tab/>
-      <w:t>2026-07-29</w:t>
+      <w:t>2026-07-30</w:t>
       <w:br/>
       <w:br/>
     </w:r>

--- a/tillsyn/A 50654-2025 tillsynsbegäran.docx
+++ b/tillsyn/A 50654-2025 tillsynsbegäran.docx
@@ -471,7 +471,7 @@
     <w:r>
       <w:tab/>
       <w:tab/>
-      <w:t>2026-07-30</w:t>
+      <w:t>2026-07-31</w:t>
       <w:br/>
       <w:br/>
     </w:r>

--- a/tillsyn/A 50654-2025 tillsynsbegäran.docx
+++ b/tillsyn/A 50654-2025 tillsynsbegäran.docx
@@ -471,7 +471,7 @@
     <w:r>
       <w:tab/>
       <w:tab/>
-      <w:t>2026-07-31</w:t>
+      <w:t>2026-08-01</w:t>
       <w:br/>
       <w:br/>
     </w:r>

--- a/tillsyn/A 50654-2025 tillsynsbegäran.docx
+++ b/tillsyn/A 50654-2025 tillsynsbegäran.docx
@@ -471,7 +471,7 @@
     <w:r>
       <w:tab/>
       <w:tab/>
-      <w:t>2026-08-01</w:t>
+      <w:t>2026-08-02</w:t>
       <w:br/>
       <w:br/>
     </w:r>

--- a/tillsyn/A 50654-2025 tillsynsbegäran.docx
+++ b/tillsyn/A 50654-2025 tillsynsbegäran.docx
@@ -471,7 +471,7 @@
     <w:r>
       <w:tab/>
       <w:tab/>
-      <w:t>2026-08-02</w:t>
+      <w:t>2026-08-03</w:t>
       <w:br/>
       <w:br/>
     </w:r>

--- a/tillsyn/A 50654-2025 tillsynsbegäran.docx
+++ b/tillsyn/A 50654-2025 tillsynsbegäran.docx
@@ -471,7 +471,7 @@
     <w:r>
       <w:tab/>
       <w:tab/>
-      <w:t>2026-08-03</w:t>
+      <w:t>2026-08-05</w:t>
       <w:br/>
       <w:br/>
     </w:r>

--- a/tillsyn/A 50654-2025 tillsynsbegäran.docx
+++ b/tillsyn/A 50654-2025 tillsynsbegäran.docx
@@ -471,7 +471,7 @@
     <w:r>
       <w:tab/>
       <w:tab/>
-      <w:t>2026-08-05</w:t>
+      <w:t>2026-08-07</w:t>
       <w:br/>
       <w:br/>
     </w:r>

--- a/tillsyn/A 50654-2025 tillsynsbegäran.docx
+++ b/tillsyn/A 50654-2025 tillsynsbegäran.docx
@@ -471,7 +471,7 @@
     <w:r>
       <w:tab/>
       <w:tab/>
-      <w:t>2026-08-07</w:t>
+      <w:t>2026-08-08</w:t>
       <w:br/>
       <w:br/>
     </w:r>

--- a/tillsyn/A 50654-2025 tillsynsbegäran.docx
+++ b/tillsyn/A 50654-2025 tillsynsbegäran.docx
@@ -60,7 +60,7 @@
         <w:spacing w:after="240"/>
       </w:pPr>
       <w:r>
-        <w:t>Figur 1. Fyndplatser för naturvårdsarter i och inom 8 meter från avverkningsanmälan. Markörer utan svart kant är placerade på fyndplatsen. Markörer med svart kant är placerade vid sidan av fyndplatsen har ett svart streck som visar fyndplatsens exakta position. Kartans mittpunktskoordinat är N 6841244, E 478585 i SWEREF 99 TM.</w:t>
+        <w:t>Figur 1. Fyndplatser för naturvårdsarter i och inom 8 meter från avverkningsanmälan. Markörer utan svart kant är placerade på fyndplatsen. Markörer med svart kant är placerade vid sidan av fyndplatsen och har ett svart streck som visar fyndplatsens exakta position. Kartans mittpunktskoordinat är N 6841244, E 478585 i SWEREF 99 TM.</w:t>
       </w:r>
     </w:p>
     <w:p>
@@ -471,7 +471,7 @@
     <w:r>
       <w:tab/>
       <w:tab/>
-      <w:t>2026-08-14</w:t>
+      <w:t>2026-08-15</w:t>
       <w:br/>
       <w:br/>
     </w:r>

--- a/tillsyn/A 50654-2025 tillsynsbegäran.docx
+++ b/tillsyn/A 50654-2025 tillsynsbegäran.docx
@@ -471,7 +471,7 @@
     <w:r>
       <w:tab/>
       <w:tab/>
-      <w:t>2026-08-15</w:t>
+      <w:t>2026-08-16</w:t>
       <w:br/>
       <w:br/>
     </w:r>

--- a/tillsyn/A 50654-2025 tillsynsbegäran.docx
+++ b/tillsyn/A 50654-2025 tillsynsbegäran.docx
@@ -471,7 +471,7 @@
     <w:r>
       <w:tab/>
       <w:tab/>
-      <w:t>2026-08-16</w:t>
+      <w:t>2026-08-17</w:t>
       <w:br/>
       <w:br/>
     </w:r>

--- a/tillsyn/A 50654-2025 tillsynsbegäran.docx
+++ b/tillsyn/A 50654-2025 tillsynsbegäran.docx
@@ -471,7 +471,7 @@
     <w:r>
       <w:tab/>
       <w:tab/>
-      <w:t>2026-08-17</w:t>
+      <w:t>2026-08-18</w:t>
       <w:br/>
       <w:br/>
     </w:r>

--- a/tillsyn/A 50654-2025 tillsynsbegäran.docx
+++ b/tillsyn/A 50654-2025 tillsynsbegäran.docx
@@ -471,7 +471,7 @@
     <w:r>
       <w:tab/>
       <w:tab/>
-      <w:t>2026-08-18</w:t>
+      <w:t>2026-08-19</w:t>
       <w:br/>
       <w:br/>
     </w:r>

--- a/tillsyn/A 50654-2025 tillsynsbegäran.docx
+++ b/tillsyn/A 50654-2025 tillsynsbegäran.docx
@@ -471,7 +471,7 @@
     <w:r>
       <w:tab/>
       <w:tab/>
-      <w:t>2026-08-19</w:t>
+      <w:t>2026-08-20</w:t>
       <w:br/>
       <w:br/>
     </w:r>

--- a/tillsyn/A 50654-2025 tillsynsbegäran.docx
+++ b/tillsyn/A 50654-2025 tillsynsbegäran.docx
@@ -471,7 +471,7 @@
     <w:r>
       <w:tab/>
       <w:tab/>
-      <w:t>2026-08-20</w:t>
+      <w:t>2026-08-21</w:t>
       <w:br/>
       <w:br/>
     </w:r>

--- a/tillsyn/A 50654-2025 tillsynsbegäran.docx
+++ b/tillsyn/A 50654-2025 tillsynsbegäran.docx
@@ -471,7 +471,7 @@
     <w:r>
       <w:tab/>
       <w:tab/>
-      <w:t>2026-08-21</w:t>
+      <w:t>2026-08-22</w:t>
       <w:br/>
       <w:br/>
     </w:r>
